--- a/DOC/EN/NF-DOC-007_Technical_Architecture_EN.docx
+++ b/DOC/EN/NF-DOC-007_Technical_Architecture_EN.docx
@@ -2241,7 +2241,7 @@
                 <w:color w:val="0B1F2E"/>
                 <w:sz w:val="19"/>
               </w:rPr>
-              <w:t>id, name, email, password, role, phone, telegram_chat_id, otp_*</w:t>
+              <w:t>id, name, email, password, role, phone, telegram_chat_id, email_verified, otp_*</w:t>
             </w:r>
           </w:p>
         </w:tc>
@@ -2620,6 +2620,95 @@
                 <w:sz w:val="19"/>
               </w:rPr>
               <w:t>KYC and review tasks</w:t>
+            </w:r>
+          </w:p>
+        </w:tc>
+      </w:tr>
+      <w:tr>
+        <w:tc>
+          <w:tcPr>
+            <w:tcW w:type="dxa" w:w="2592"/>
+            <w:shd w:val="clear" w:fill="F4F8FA"/>
+            <w:tcMar>
+              <w:top w:w="80" w:type="dxa"/>
+              <w:start w:w="120" w:type="dxa"/>
+              <w:bottom w:w="80" w:type="dxa"/>
+              <w:end w:w="120" w:type="dxa"/>
+            </w:tcMar>
+            <w:vAlign w:val="center"/>
+          </w:tcPr>
+          <w:p>
+            <w:pPr>
+              <w:spacing w:after="20"/>
+            </w:pPr>
+            <w:r/>
+            <w:r>
+              <w:rPr>
+                <w:rFonts w:ascii="Segoe UI" w:hAnsi="Segoe UI" w:cs="Segoe UI"/>
+                <w:b w:val="0"/>
+                <w:i w:val="0"/>
+                <w:color w:val="0B1F2E"/>
+                <w:sz w:val="19"/>
+              </w:rPr>
+              <w:t>nexus_payway_transactions</w:t>
+            </w:r>
+          </w:p>
+        </w:tc>
+        <w:tc>
+          <w:tcPr>
+            <w:tcW w:type="dxa" w:w="4032"/>
+            <w:shd w:val="clear" w:fill="F4F8FA"/>
+            <w:tcMar>
+              <w:top w:w="80" w:type="dxa"/>
+              <w:start w:w="120" w:type="dxa"/>
+              <w:bottom w:w="80" w:type="dxa"/>
+              <w:end w:w="120" w:type="dxa"/>
+            </w:tcMar>
+            <w:vAlign w:val="center"/>
+          </w:tcPr>
+          <w:p>
+            <w:pPr>
+              <w:spacing w:after="20"/>
+            </w:pPr>
+            <w:r/>
+            <w:r>
+              <w:rPr>
+                <w:rFonts w:ascii="Segoe UI" w:hAnsi="Segoe UI" w:cs="Segoe UI"/>
+                <w:b w:val="0"/>
+                <w:i w:val="0"/>
+                <w:color w:val="0B1F2E"/>
+                <w:sz w:val="19"/>
+              </w:rPr>
+              <w:t>tran_id, email, amount, currency, status, apv, loan_id</w:t>
+            </w:r>
+          </w:p>
+        </w:tc>
+        <w:tc>
+          <w:tcPr>
+            <w:tcW w:type="dxa" w:w="2592"/>
+            <w:shd w:val="clear" w:fill="F4F8FA"/>
+            <w:tcMar>
+              <w:top w:w="80" w:type="dxa"/>
+              <w:start w:w="120" w:type="dxa"/>
+              <w:bottom w:w="80" w:type="dxa"/>
+              <w:end w:w="120" w:type="dxa"/>
+            </w:tcMar>
+            <w:vAlign w:val="center"/>
+          </w:tcPr>
+          <w:p>
+            <w:pPr>
+              <w:spacing w:after="20"/>
+            </w:pPr>
+            <w:r/>
+            <w:r>
+              <w:rPr>
+                <w:rFonts w:ascii="Segoe UI" w:hAnsi="Segoe UI" w:cs="Segoe UI"/>
+                <w:b w:val="0"/>
+                <w:i w:val="0"/>
+                <w:color w:val="0B1F2E"/>
+                <w:sz w:val="19"/>
+              </w:rPr>
+              <w:t>ABA PayWay payment records (persisted)</w:t>
             </w:r>
           </w:p>
         </w:tc>

--- a/DOC/EN/NF-DOC-007_Technical_Architecture_EN.docx
+++ b/DOC/EN/NF-DOC-007_Technical_Architecture_EN.docx
@@ -1517,7 +1517,7 @@
                 <w:color w:val="0B1F2E"/>
                 <w:sz w:val="19"/>
               </w:rPr>
-              <w:t>KHQR, ABA PayWay</w:t>
+              <w:t>KHQR, ABA PayWay (Purchase API)</w:t>
             </w:r>
           </w:p>
         </w:tc>
@@ -1966,6 +1966,21 @@
                 <w:sz w:val="18"/>
               </w:rPr>
               <w:t>│   ├── khqr.ts             # KHQR QR generation</w:t>
+            </w:r>
+          </w:p>
+          <w:p>
+            <w:pPr>
+              <w:spacing w:after="20" w:line="276" w:lineRule="auto"/>
+            </w:pPr>
+            <w:r>
+              <w:rPr>
+                <w:rFonts w:ascii="Consolas" w:hAnsi="Consolas" w:cs="Segoe UI"/>
+                <w:b w:val="0"/>
+                <w:i w:val="0"/>
+                <w:color w:val="BFE8E2"/>
+                <w:sz w:val="18"/>
+              </w:rPr>
+              <w:t>│   ├── payway.ts           # ABA PayWay Purchase API + HMAC signing</w:t>
             </w:r>
           </w:p>
           <w:p>
@@ -3915,6 +3930,124 @@
                 <w:color w:val="0B1F2E"/>
                 <w:sz w:val="19"/>
               </w:rPr>
+              <w:t>PAYWAY_BASE_URL</w:t>
+            </w:r>
+          </w:p>
+        </w:tc>
+        <w:tc>
+          <w:tcPr>
+            <w:tcW w:type="dxa" w:w="5760"/>
+            <w:tcMar>
+              <w:top w:w="80" w:type="dxa"/>
+              <w:start w:w="120" w:type="dxa"/>
+              <w:bottom w:w="80" w:type="dxa"/>
+              <w:end w:w="120" w:type="dxa"/>
+            </w:tcMar>
+            <w:vAlign w:val="center"/>
+          </w:tcPr>
+          <w:p>
+            <w:pPr>
+              <w:spacing w:after="20"/>
+            </w:pPr>
+            <w:r/>
+            <w:r>
+              <w:rPr>
+                <w:rFonts w:ascii="Segoe UI" w:hAnsi="Segoe UI" w:cs="Segoe UI"/>
+                <w:b w:val="0"/>
+                <w:i w:val="0"/>
+                <w:color w:val="0B1F2E"/>
+                <w:sz w:val="19"/>
+              </w:rPr>
+              <w:t>ABA PayWay base URL (sandbox: https://checkout-sandbox.payway.com.kh)</w:t>
+            </w:r>
+          </w:p>
+        </w:tc>
+      </w:tr>
+      <w:tr>
+        <w:tc>
+          <w:tcPr>
+            <w:tcW w:type="dxa" w:w="3456"/>
+            <w:shd w:val="clear" w:fill="F4F8FA"/>
+            <w:tcMar>
+              <w:top w:w="80" w:type="dxa"/>
+              <w:start w:w="120" w:type="dxa"/>
+              <w:bottom w:w="80" w:type="dxa"/>
+              <w:end w:w="120" w:type="dxa"/>
+            </w:tcMar>
+            <w:vAlign w:val="center"/>
+          </w:tcPr>
+          <w:p>
+            <w:pPr>
+              <w:spacing w:after="20"/>
+            </w:pPr>
+            <w:r/>
+            <w:r>
+              <w:rPr>
+                <w:rFonts w:ascii="Segoe UI" w:hAnsi="Segoe UI" w:cs="Segoe UI"/>
+                <w:b w:val="0"/>
+                <w:i w:val="0"/>
+                <w:color w:val="0B1F2E"/>
+                <w:sz w:val="19"/>
+              </w:rPr>
+              <w:t>CORS_ORIGIN</w:t>
+            </w:r>
+          </w:p>
+        </w:tc>
+        <w:tc>
+          <w:tcPr>
+            <w:tcW w:type="dxa" w:w="5760"/>
+            <w:shd w:val="clear" w:fill="F4F8FA"/>
+            <w:tcMar>
+              <w:top w:w="80" w:type="dxa"/>
+              <w:start w:w="120" w:type="dxa"/>
+              <w:bottom w:w="80" w:type="dxa"/>
+              <w:end w:w="120" w:type="dxa"/>
+            </w:tcMar>
+            <w:vAlign w:val="center"/>
+          </w:tcPr>
+          <w:p>
+            <w:pPr>
+              <w:spacing w:after="20"/>
+            </w:pPr>
+            <w:r/>
+            <w:r>
+              <w:rPr>
+                <w:rFonts w:ascii="Segoe UI" w:hAnsi="Segoe UI" w:cs="Segoe UI"/>
+                <w:b w:val="0"/>
+                <w:i w:val="0"/>
+                <w:color w:val="0B1F2E"/>
+                <w:sz w:val="19"/>
+              </w:rPr>
+              <w:t>Frontend origin used for ABA return/cancel URLs</w:t>
+            </w:r>
+          </w:p>
+        </w:tc>
+      </w:tr>
+      <w:tr>
+        <w:tc>
+          <w:tcPr>
+            <w:tcW w:type="dxa" w:w="3456"/>
+            <w:tcMar>
+              <w:top w:w="80" w:type="dxa"/>
+              <w:start w:w="120" w:type="dxa"/>
+              <w:bottom w:w="80" w:type="dxa"/>
+              <w:end w:w="120" w:type="dxa"/>
+            </w:tcMar>
+            <w:vAlign w:val="center"/>
+          </w:tcPr>
+          <w:p>
+            <w:pPr>
+              <w:spacing w:after="20"/>
+            </w:pPr>
+            <w:r/>
+            <w:r>
+              <w:rPr>
+                <w:rFonts w:ascii="Segoe UI" w:hAnsi="Segoe UI" w:cs="Segoe UI"/>
+                <w:b w:val="0"/>
+                <w:i w:val="0"/>
+                <w:color w:val="0B1F2E"/>
+                <w:sz w:val="19"/>
+              </w:rPr>
               <w:t>PORT</w:t>
             </w:r>
           </w:p>

--- a/DOC/EN/NF-DOC-007_Technical_Architecture_EN.docx
+++ b/DOC/EN/NF-DOC-007_Technical_Architecture_EN.docx
@@ -2,4287 +2,646 @@
 <file path=word/document.xml><?xml version="1.0" encoding="utf-8"?>
 <w:document xmlns:wpc="http://schemas.microsoft.com/office/word/2010/wordprocessingCanvas" xmlns:mo="http://schemas.microsoft.com/office/mac/office/2008/main" xmlns:mc="http://schemas.openxmlformats.org/markup-compatibility/2006" xmlns:mv="urn:schemas-microsoft-com:mac:vml" xmlns:o="urn:schemas-microsoft-com:office:office" xmlns:r="http://schemas.openxmlformats.org/officeDocument/2006/relationships" xmlns:m="http://schemas.openxmlformats.org/officeDocument/2006/math" xmlns:v="urn:schemas-microsoft-com:vml" xmlns:wp14="http://schemas.microsoft.com/office/word/2010/wordprocessingDrawing" xmlns:wp="http://schemas.openxmlformats.org/drawingml/2006/wordprocessingDrawing" xmlns:w10="urn:schemas-microsoft-com:office:word" xmlns:w="http://schemas.openxmlformats.org/wordprocessingml/2006/main" xmlns:w14="http://schemas.microsoft.com/office/word/2010/wordml" xmlns:wpg="http://schemas.microsoft.com/office/word/2010/wordprocessingGroup" xmlns:wpi="http://schemas.microsoft.com/office/word/2010/wordprocessingInk" xmlns:wne="http://schemas.microsoft.com/office/word/2006/wordml" xmlns:wps="http://schemas.microsoft.com/office/word/2010/wordprocessingShape" mc:Ignorable="w14 wp14">
   <w:body>
-    <w:tbl>
-      <w:tblPr>
-        <w:tblStyle w:val="TableGrid"/>
-        <w:tblW w:type="auto" w:w="0"/>
-        <w:tblLook w:firstColumn="1" w:firstRow="1" w:lastColumn="0" w:lastRow="0" w:noHBand="0" w:noVBand="1" w:val="04A0"/>
-      </w:tblPr>
-      <w:tblGrid>
-        <w:gridCol w:w="9317"/>
-      </w:tblGrid>
-      <w:tr>
-        <w:tc>
-          <w:tcPr>
-            <w:tcW w:type="dxa" w:w="9317"/>
-            <w:shd w:val="clear" w:fill="0B1F2E"/>
-            <w:tcMar>
-              <w:top w:w="180" w:type="dxa"/>
-              <w:start w:w="240" w:type="dxa"/>
-              <w:bottom w:w="180" w:type="dxa"/>
-              <w:end w:w="240" w:type="dxa"/>
-            </w:tcMar>
-          </w:tcPr>
-          <w:p>
-            <w:r/>
-            <w:r>
-              <w:rPr>
-                <w:rFonts w:ascii="Segoe UI" w:hAnsi="Segoe UI" w:cs="Segoe UI"/>
-                <w:b/>
-                <w:i w:val="0"/>
-                <w:color w:val="00BDAA"/>
-                <w:sz w:val="26"/>
-              </w:rPr>
-              <w:t>NEXUSFINANCE</w:t>
-            </w:r>
-          </w:p>
-          <w:p>
-            <w:pPr>
-              <w:spacing w:after="0"/>
-            </w:pPr>
-            <w:r>
-              <w:rPr>
-                <w:rFonts w:ascii="Segoe UI" w:hAnsi="Segoe UI" w:cs="Segoe UI"/>
-                <w:b w:val="0"/>
-                <w:i w:val="0"/>
-                <w:color w:val="9FB4C4"/>
-                <w:sz w:val="18"/>
-              </w:rPr>
-              <w:t>Secure • Modern • Cutting-edge  |  Lending Platform for Cambodia</w:t>
-            </w:r>
-          </w:p>
-        </w:tc>
-      </w:tr>
-    </w:tbl>
     <w:p>
       <w:pPr>
-        <w:spacing w:after="40"/>
-      </w:pPr>
-    </w:p>
-    <w:p>
-      <w:pPr>
-        <w:spacing w:after="600"/>
-      </w:pPr>
-    </w:p>
-    <w:p>
-      <w:pPr>
-        <w:spacing w:after="120"/>
-        <w:jc w:val="left"/>
+        <w:pStyle w:val="Title"/>
       </w:pPr>
       <w:r>
-        <w:rPr>
-          <w:rFonts w:ascii="Segoe UI" w:hAnsi="Segoe UI" w:cs="Segoe UI"/>
-          <w:b/>
-          <w:i w:val="0"/>
-          <w:color w:val="0B1F2E"/>
-          <w:sz w:val="68"/>
-        </w:rPr>
         <w:t>NexusFinance — Technical Architecture</w:t>
       </w:r>
     </w:p>
     <w:p>
-      <w:pPr>
-        <w:pBdr>
-          <w:bottom w:val="single" w:sz="24" w:space="4" w:color="00BDAA"/>
-        </w:pBdr>
-        <w:spacing w:after="240"/>
-      </w:pPr>
-    </w:p>
-    <w:p>
-      <w:pPr>
-        <w:spacing w:after="80"/>
-      </w:pPr>
       <w:r>
-        <w:rPr>
-          <w:rFonts w:ascii="Segoe UI" w:hAnsi="Segoe UI" w:cs="Segoe UI"/>
-          <w:b w:val="0"/>
-          <w:i w:val="0"/>
-          <w:color w:val="475A6B"/>
-          <w:sz w:val="26"/>
-        </w:rPr>
         <w:t>Digital Lending Platform for Cambodia</w:t>
       </w:r>
     </w:p>
     <w:p>
-      <w:pPr>
-        <w:spacing w:after="0"/>
-      </w:pPr>
       <w:r>
-        <w:rPr>
-          <w:rFonts w:ascii="Segoe UI" w:hAnsi="Segoe UI" w:cs="Segoe UI"/>
-          <w:b/>
-          <w:i w:val="0"/>
-          <w:color w:val="008A7C"/>
-          <w:sz w:val="20"/>
-        </w:rPr>
         <w:t>EN</w:t>
       </w:r>
     </w:p>
     <w:p>
-      <w:pPr>
-        <w:spacing w:after="600"/>
-      </w:pPr>
-    </w:p>
-    <w:tbl>
-      <w:tblPr>
-        <w:tblStyle w:val="TableGrid"/>
-        <w:tblW w:type="auto" w:w="0"/>
-        <w:tblLook w:firstColumn="1" w:firstRow="1" w:lastColumn="0" w:lastRow="0" w:noHBand="0" w:noVBand="1" w:val="04A0"/>
-      </w:tblPr>
-      <w:tblGrid>
-        <w:gridCol w:w="4658"/>
-        <w:gridCol w:w="4658"/>
-      </w:tblGrid>
-      <w:tr>
-        <w:tc>
-          <w:tcPr>
-            <w:tcW w:type="dxa" w:w="3168"/>
-            <w:shd w:val="clear" w:fill="F4F8FA"/>
-            <w:tcMar>
-              <w:top w:w="80" w:type="dxa"/>
-              <w:start w:w="120" w:type="dxa"/>
-              <w:bottom w:w="80" w:type="dxa"/>
-              <w:end w:w="120" w:type="dxa"/>
-            </w:tcMar>
-          </w:tcPr>
-          <w:p>
-            <w:r/>
-            <w:r>
-              <w:rPr>
-                <w:rFonts w:ascii="Segoe UI" w:hAnsi="Segoe UI" w:cs="Segoe UI"/>
-                <w:b/>
-                <w:i w:val="0"/>
-                <w:color w:val="0B1F2E"/>
-                <w:sz w:val="20"/>
-              </w:rPr>
-              <w:t>Document Number</w:t>
-            </w:r>
-          </w:p>
-        </w:tc>
-        <w:tc>
-          <w:tcPr>
-            <w:tcW w:type="dxa" w:w="6048"/>
-            <w:tcMar>
-              <w:top w:w="80" w:type="dxa"/>
-              <w:start w:w="120" w:type="dxa"/>
-              <w:bottom w:w="80" w:type="dxa"/>
-              <w:end w:w="120" w:type="dxa"/>
-            </w:tcMar>
-          </w:tcPr>
-          <w:p>
-            <w:r/>
-            <w:r>
-              <w:rPr>
-                <w:rFonts w:ascii="Segoe UI" w:hAnsi="Segoe UI" w:cs="Segoe UI"/>
-                <w:b w:val="0"/>
-                <w:i w:val="0"/>
-                <w:color w:val="475A6B"/>
-                <w:sz w:val="20"/>
-              </w:rPr>
-              <w:t>NF-DOC-007</w:t>
-            </w:r>
-          </w:p>
-        </w:tc>
-      </w:tr>
-      <w:tr>
-        <w:tc>
-          <w:tcPr>
-            <w:tcW w:type="dxa" w:w="3168"/>
-            <w:shd w:val="clear" w:fill="F4F8FA"/>
-            <w:tcMar>
-              <w:top w:w="80" w:type="dxa"/>
-              <w:start w:w="120" w:type="dxa"/>
-              <w:bottom w:w="80" w:type="dxa"/>
-              <w:end w:w="120" w:type="dxa"/>
-            </w:tcMar>
-          </w:tcPr>
-          <w:p>
-            <w:r/>
-            <w:r>
-              <w:rPr>
-                <w:rFonts w:ascii="Segoe UI" w:hAnsi="Segoe UI" w:cs="Segoe UI"/>
-                <w:b/>
-                <w:i w:val="0"/>
-                <w:color w:val="0B1F2E"/>
-                <w:sz w:val="20"/>
-              </w:rPr>
-              <w:t>Version</w:t>
-            </w:r>
-          </w:p>
-        </w:tc>
-        <w:tc>
-          <w:tcPr>
-            <w:tcW w:type="dxa" w:w="6048"/>
-            <w:tcMar>
-              <w:top w:w="80" w:type="dxa"/>
-              <w:start w:w="120" w:type="dxa"/>
-              <w:bottom w:w="80" w:type="dxa"/>
-              <w:end w:w="120" w:type="dxa"/>
-            </w:tcMar>
-          </w:tcPr>
-          <w:p>
-            <w:r/>
-            <w:r>
-              <w:rPr>
-                <w:rFonts w:ascii="Segoe UI" w:hAnsi="Segoe UI" w:cs="Segoe UI"/>
-                <w:b w:val="0"/>
-                <w:i w:val="0"/>
-                <w:color w:val="475A6B"/>
-                <w:sz w:val="20"/>
-              </w:rPr>
-              <w:t>1.0</w:t>
-            </w:r>
-          </w:p>
-        </w:tc>
-      </w:tr>
-      <w:tr>
-        <w:tc>
-          <w:tcPr>
-            <w:tcW w:type="dxa" w:w="3168"/>
-            <w:shd w:val="clear" w:fill="F4F8FA"/>
-            <w:tcMar>
-              <w:top w:w="80" w:type="dxa"/>
-              <w:start w:w="120" w:type="dxa"/>
-              <w:bottom w:w="80" w:type="dxa"/>
-              <w:end w:w="120" w:type="dxa"/>
-            </w:tcMar>
-          </w:tcPr>
-          <w:p>
-            <w:r/>
-            <w:r>
-              <w:rPr>
-                <w:rFonts w:ascii="Segoe UI" w:hAnsi="Segoe UI" w:cs="Segoe UI"/>
-                <w:b/>
-                <w:i w:val="0"/>
-                <w:color w:val="0B1F2E"/>
-                <w:sz w:val="20"/>
-              </w:rPr>
-              <w:t>Date</w:t>
-            </w:r>
-          </w:p>
-        </w:tc>
-        <w:tc>
-          <w:tcPr>
-            <w:tcW w:type="dxa" w:w="6048"/>
-            <w:tcMar>
-              <w:top w:w="80" w:type="dxa"/>
-              <w:start w:w="120" w:type="dxa"/>
-              <w:bottom w:w="80" w:type="dxa"/>
-              <w:end w:w="120" w:type="dxa"/>
-            </w:tcMar>
-          </w:tcPr>
-          <w:p>
-            <w:r/>
-            <w:r>
-              <w:rPr>
-                <w:rFonts w:ascii="Segoe UI" w:hAnsi="Segoe UI" w:cs="Segoe UI"/>
-                <w:b w:val="0"/>
-                <w:i w:val="0"/>
-                <w:color w:val="475A6B"/>
-                <w:sz w:val="20"/>
-              </w:rPr>
-              <w:t>August 2026</w:t>
-            </w:r>
-          </w:p>
-        </w:tc>
-      </w:tr>
-      <w:tr>
-        <w:tc>
-          <w:tcPr>
-            <w:tcW w:type="dxa" w:w="3168"/>
-            <w:shd w:val="clear" w:fill="F4F8FA"/>
-            <w:tcMar>
-              <w:top w:w="80" w:type="dxa"/>
-              <w:start w:w="120" w:type="dxa"/>
-              <w:bottom w:w="80" w:type="dxa"/>
-              <w:end w:w="120" w:type="dxa"/>
-            </w:tcMar>
-          </w:tcPr>
-          <w:p>
-            <w:r/>
-            <w:r>
-              <w:rPr>
-                <w:rFonts w:ascii="Segoe UI" w:hAnsi="Segoe UI" w:cs="Segoe UI"/>
-                <w:b/>
-                <w:i w:val="0"/>
-                <w:color w:val="0B1F2E"/>
-                <w:sz w:val="20"/>
-              </w:rPr>
-              <w:t>Prepared By</w:t>
-            </w:r>
-          </w:p>
-        </w:tc>
-        <w:tc>
-          <w:tcPr>
-            <w:tcW w:type="dxa" w:w="6048"/>
-            <w:tcMar>
-              <w:top w:w="80" w:type="dxa"/>
-              <w:start w:w="120" w:type="dxa"/>
-              <w:bottom w:w="80" w:type="dxa"/>
-              <w:end w:w="120" w:type="dxa"/>
-            </w:tcMar>
-          </w:tcPr>
-          <w:p>
-            <w:r/>
-            <w:r>
-              <w:rPr>
-                <w:rFonts w:ascii="Segoe UI" w:hAnsi="Segoe UI" w:cs="Segoe UI"/>
-                <w:b w:val="0"/>
-                <w:i w:val="0"/>
-                <w:color w:val="475A6B"/>
-                <w:sz w:val="20"/>
-              </w:rPr>
-              <w:t>NDX Digital Support</w:t>
-            </w:r>
-          </w:p>
-        </w:tc>
-      </w:tr>
-      <w:tr>
-        <w:tc>
-          <w:tcPr>
-            <w:tcW w:type="dxa" w:w="3168"/>
-            <w:shd w:val="clear" w:fill="F4F8FA"/>
-            <w:tcMar>
-              <w:top w:w="80" w:type="dxa"/>
-              <w:start w:w="120" w:type="dxa"/>
-              <w:bottom w:w="80" w:type="dxa"/>
-              <w:end w:w="120" w:type="dxa"/>
-            </w:tcMar>
-          </w:tcPr>
-          <w:p>
-            <w:r/>
-            <w:r>
-              <w:rPr>
-                <w:rFonts w:ascii="Segoe UI" w:hAnsi="Segoe UI" w:cs="Segoe UI"/>
-                <w:b/>
-                <w:i w:val="0"/>
-                <w:color w:val="0B1F2E"/>
-                <w:sz w:val="20"/>
-              </w:rPr>
-              <w:t>Classification</w:t>
-            </w:r>
-          </w:p>
-        </w:tc>
-        <w:tc>
-          <w:tcPr>
-            <w:tcW w:type="dxa" w:w="6048"/>
-            <w:tcMar>
-              <w:top w:w="80" w:type="dxa"/>
-              <w:start w:w="120" w:type="dxa"/>
-              <w:bottom w:w="80" w:type="dxa"/>
-              <w:end w:w="120" w:type="dxa"/>
-            </w:tcMar>
-          </w:tcPr>
-          <w:p>
-            <w:r/>
-            <w:r>
-              <w:rPr>
-                <w:rFonts w:ascii="Segoe UI" w:hAnsi="Segoe UI" w:cs="Segoe UI"/>
-                <w:b w:val="0"/>
-                <w:i w:val="0"/>
-                <w:color w:val="475A6B"/>
-                <w:sz w:val="20"/>
-              </w:rPr>
-              <w:t>Internal &amp; Confidential</w:t>
-            </w:r>
-          </w:p>
-        </w:tc>
-      </w:tr>
-    </w:tbl>
-    <w:p>
-      <w:pPr>
-        <w:spacing w:after="280"/>
-      </w:pPr>
-    </w:p>
-    <w:p>
       <w:r>
-        <w:rPr>
-          <w:rFonts w:ascii="Segoe UI" w:hAnsi="Segoe UI" w:cs="Segoe UI"/>
-          <w:b w:val="0"/>
-          <w:i w:val="0"/>
-          <w:color w:val="6B7A89"/>
-          <w:sz w:val="18"/>
-        </w:rPr>
         <w:t>Architecture  •  Tech Stack  •  Deployment  •  DevOps</w:t>
-      </w:r>
-    </w:p>
-    <w:p>
-      <w:r>
-        <w:br w:type="page"/>
-      </w:r>
-    </w:p>
-    <w:p>
-      <w:pPr>
-        <w:spacing w:after="120"/>
-        <w:pBdr>
-          <w:bottom w:val="single" w:sz="12" w:space="4" w:color="00BDAA"/>
-        </w:pBdr>
-      </w:pPr>
-      <w:r>
-        <w:rPr>
-          <w:rFonts w:ascii="Segoe UI" w:hAnsi="Segoe UI" w:cs="Segoe UI"/>
-          <w:b/>
-          <w:i w:val="0"/>
-          <w:color w:val="0B1F2E"/>
-          <w:sz w:val="32"/>
-        </w:rPr>
-        <w:t>Table of Contents</w:t>
-      </w:r>
-    </w:p>
-    <w:p>
-      <w:pPr>
-        <w:spacing w:after="160"/>
-      </w:pPr>
-    </w:p>
-    <w:p>
-      <w:pPr>
-        <w:tabs>
-          <w:tab w:pos="9360" w:val="right" w:leader="hyphen"/>
-        </w:tabs>
-        <w:spacing w:after="80"/>
-      </w:pPr>
-      <w:r>
-        <w:rPr>
-          <w:rFonts w:ascii="Segoe UI" w:hAnsi="Segoe UI" w:cs="Segoe UI"/>
-          <w:b/>
-          <w:i w:val="0"/>
-          <w:color w:val="008A7C"/>
-          <w:sz w:val="22"/>
-        </w:rPr>
-        <w:t xml:space="preserve">1.  </w:t>
-      </w:r>
-      <w:r>
-        <w:rPr>
-          <w:rFonts w:ascii="Segoe UI" w:hAnsi="Segoe UI" w:cs="Segoe UI"/>
-          <w:b w:val="0"/>
-          <w:i w:val="0"/>
-          <w:color w:val="0B1F2E"/>
-          <w:sz w:val="22"/>
-        </w:rPr>
-        <w:t>System Architecture</w:t>
-      </w:r>
-    </w:p>
-    <w:p>
-      <w:pPr>
-        <w:tabs>
-          <w:tab w:pos="9360" w:val="right" w:leader="hyphen"/>
-        </w:tabs>
-        <w:spacing w:after="80"/>
-      </w:pPr>
-      <w:r>
-        <w:rPr>
-          <w:rFonts w:ascii="Segoe UI" w:hAnsi="Segoe UI" w:cs="Segoe UI"/>
-          <w:b/>
-          <w:i w:val="0"/>
-          <w:color w:val="008A7C"/>
-          <w:sz w:val="22"/>
-        </w:rPr>
-        <w:t xml:space="preserve">2.  </w:t>
-      </w:r>
-      <w:r>
-        <w:rPr>
-          <w:rFonts w:ascii="Segoe UI" w:hAnsi="Segoe UI" w:cs="Segoe UI"/>
-          <w:b w:val="0"/>
-          <w:i w:val="0"/>
-          <w:color w:val="0B1F2E"/>
-          <w:sz w:val="22"/>
-        </w:rPr>
-        <w:t>Technology Stack</w:t>
-      </w:r>
-    </w:p>
-    <w:p>
-      <w:pPr>
-        <w:tabs>
-          <w:tab w:pos="9360" w:val="right" w:leader="hyphen"/>
-        </w:tabs>
-        <w:spacing w:after="80"/>
-      </w:pPr>
-      <w:r>
-        <w:rPr>
-          <w:rFonts w:ascii="Segoe UI" w:hAnsi="Segoe UI" w:cs="Segoe UI"/>
-          <w:b/>
-          <w:i w:val="0"/>
-          <w:color w:val="008A7C"/>
-          <w:sz w:val="22"/>
-        </w:rPr>
-        <w:t xml:space="preserve">3.  </w:t>
-      </w:r>
-      <w:r>
-        <w:rPr>
-          <w:rFonts w:ascii="Segoe UI" w:hAnsi="Segoe UI" w:cs="Segoe UI"/>
-          <w:b w:val="0"/>
-          <w:i w:val="0"/>
-          <w:color w:val="0B1F2E"/>
-          <w:sz w:val="22"/>
-        </w:rPr>
-        <w:t>Project Structure</w:t>
-      </w:r>
-    </w:p>
-    <w:p>
-      <w:pPr>
-        <w:tabs>
-          <w:tab w:pos="9360" w:val="right" w:leader="hyphen"/>
-        </w:tabs>
-        <w:spacing w:after="80"/>
-      </w:pPr>
-      <w:r>
-        <w:rPr>
-          <w:rFonts w:ascii="Segoe UI" w:hAnsi="Segoe UI" w:cs="Segoe UI"/>
-          <w:b/>
-          <w:i w:val="0"/>
-          <w:color w:val="008A7C"/>
-          <w:sz w:val="22"/>
-        </w:rPr>
-        <w:t xml:space="preserve">4.  </w:t>
-      </w:r>
-      <w:r>
-        <w:rPr>
-          <w:rFonts w:ascii="Segoe UI" w:hAnsi="Segoe UI" w:cs="Segoe UI"/>
-          <w:b w:val="0"/>
-          <w:i w:val="0"/>
-          <w:color w:val="0B1F2E"/>
-          <w:sz w:val="22"/>
-        </w:rPr>
-        <w:t>Database Schema</w:t>
-      </w:r>
-    </w:p>
-    <w:p>
-      <w:pPr>
-        <w:tabs>
-          <w:tab w:pos="9360" w:val="right" w:leader="hyphen"/>
-        </w:tabs>
-        <w:spacing w:after="80"/>
-      </w:pPr>
-      <w:r>
-        <w:rPr>
-          <w:rFonts w:ascii="Segoe UI" w:hAnsi="Segoe UI" w:cs="Segoe UI"/>
-          <w:b/>
-          <w:i w:val="0"/>
-          <w:color w:val="008A7C"/>
-          <w:sz w:val="22"/>
-        </w:rPr>
-        <w:t xml:space="preserve">5.  </w:t>
-      </w:r>
-      <w:r>
-        <w:rPr>
-          <w:rFonts w:ascii="Segoe UI" w:hAnsi="Segoe UI" w:cs="Segoe UI"/>
-          <w:b w:val="0"/>
-          <w:i w:val="0"/>
-          <w:color w:val="0B1F2E"/>
-          <w:sz w:val="22"/>
-        </w:rPr>
-        <w:t>Frontend Architecture</w:t>
-      </w:r>
-    </w:p>
-    <w:p>
-      <w:pPr>
-        <w:tabs>
-          <w:tab w:pos="9360" w:val="right" w:leader="hyphen"/>
-        </w:tabs>
-        <w:spacing w:after="80"/>
-      </w:pPr>
-      <w:r>
-        <w:rPr>
-          <w:rFonts w:ascii="Segoe UI" w:hAnsi="Segoe UI" w:cs="Segoe UI"/>
-          <w:b/>
-          <w:i w:val="0"/>
-          <w:color w:val="008A7C"/>
-          <w:sz w:val="22"/>
-        </w:rPr>
-        <w:t xml:space="preserve">6.  </w:t>
-      </w:r>
-      <w:r>
-        <w:rPr>
-          <w:rFonts w:ascii="Segoe UI" w:hAnsi="Segoe UI" w:cs="Segoe UI"/>
-          <w:b w:val="0"/>
-          <w:i w:val="0"/>
-          <w:color w:val="0B1F2E"/>
-          <w:sz w:val="22"/>
-        </w:rPr>
-        <w:t>Backend Architecture</w:t>
-      </w:r>
-    </w:p>
-    <w:p>
-      <w:pPr>
-        <w:tabs>
-          <w:tab w:pos="9360" w:val="right" w:leader="hyphen"/>
-        </w:tabs>
-        <w:spacing w:after="80"/>
-      </w:pPr>
-      <w:r>
-        <w:rPr>
-          <w:rFonts w:ascii="Segoe UI" w:hAnsi="Segoe UI" w:cs="Segoe UI"/>
-          <w:b/>
-          <w:i w:val="0"/>
-          <w:color w:val="008A7C"/>
-          <w:sz w:val="22"/>
-        </w:rPr>
-        <w:t xml:space="preserve">7.  </w:t>
-      </w:r>
-      <w:r>
-        <w:rPr>
-          <w:rFonts w:ascii="Segoe UI" w:hAnsi="Segoe UI" w:cs="Segoe UI"/>
-          <w:b w:val="0"/>
-          <w:i w:val="0"/>
-          <w:color w:val="0B1F2E"/>
-          <w:sz w:val="22"/>
-        </w:rPr>
-        <w:t>Deployment Pipeline</w:t>
-      </w:r>
-    </w:p>
-    <w:p>
-      <w:pPr>
-        <w:tabs>
-          <w:tab w:pos="9360" w:val="right" w:leader="hyphen"/>
-        </w:tabs>
-        <w:spacing w:after="80"/>
-      </w:pPr>
-      <w:r>
-        <w:rPr>
-          <w:rFonts w:ascii="Segoe UI" w:hAnsi="Segoe UI" w:cs="Segoe UI"/>
-          <w:b/>
-          <w:i w:val="0"/>
-          <w:color w:val="008A7C"/>
-          <w:sz w:val="22"/>
-        </w:rPr>
-        <w:t xml:space="preserve">8.  </w:t>
-      </w:r>
-      <w:r>
-        <w:rPr>
-          <w:rFonts w:ascii="Segoe UI" w:hAnsi="Segoe UI" w:cs="Segoe UI"/>
-          <w:b w:val="0"/>
-          <w:i w:val="0"/>
-          <w:color w:val="0B1F2E"/>
-          <w:sz w:val="22"/>
-        </w:rPr>
-        <w:t>Environment Variables</w:t>
-      </w:r>
-    </w:p>
-    <w:p>
-      <w:pPr>
-        <w:tabs>
-          <w:tab w:pos="9360" w:val="right" w:leader="hyphen"/>
-        </w:tabs>
-        <w:spacing w:after="80"/>
-      </w:pPr>
-      <w:r>
-        <w:rPr>
-          <w:rFonts w:ascii="Segoe UI" w:hAnsi="Segoe UI" w:cs="Segoe UI"/>
-          <w:b/>
-          <w:i w:val="0"/>
-          <w:color w:val="008A7C"/>
-          <w:sz w:val="22"/>
-        </w:rPr>
-        <w:t xml:space="preserve">9.  </w:t>
-      </w:r>
-      <w:r>
-        <w:rPr>
-          <w:rFonts w:ascii="Segoe UI" w:hAnsi="Segoe UI" w:cs="Segoe UI"/>
-          <w:b w:val="0"/>
-          <w:i w:val="0"/>
-          <w:color w:val="0B1F2E"/>
-          <w:sz w:val="22"/>
-        </w:rPr>
-        <w:t>Local Development</w:t>
-      </w:r>
-    </w:p>
-    <w:p>
-      <w:r>
-        <w:br w:type="page"/>
       </w:r>
     </w:p>
     <w:p>
       <w:pPr>
         <w:pStyle w:val="Heading1"/>
-        <w:spacing w:before="360" w:after="120"/>
-        <w:pBdr>
-          <w:bottom w:val="single" w:sz="12" w:space="4" w:color="00BDAA"/>
-        </w:pBdr>
       </w:pPr>
       <w:r>
-        <w:rPr>
-          <w:rFonts w:ascii="Segoe UI" w:hAnsi="Segoe UI" w:cs="Segoe UI"/>
-          <w:b/>
-          <w:i w:val="0"/>
-          <w:color w:val="0B1F2E"/>
-          <w:sz w:val="32"/>
-        </w:rPr>
-        <w:t>1. System Architecture</w:t>
+        <w:t>Table of Contents</w:t>
       </w:r>
     </w:p>
-    <w:tbl>
-      <w:tblPr>
-        <w:tblStyle w:val="TableGrid"/>
-        <w:tblW w:type="auto" w:w="0"/>
-        <w:tblLook w:firstColumn="1" w:firstRow="1" w:lastColumn="0" w:lastRow="0" w:noHBand="0" w:noVBand="1" w:val="04A0"/>
-      </w:tblPr>
-      <w:tblGrid>
-        <w:gridCol w:w="9317"/>
-      </w:tblGrid>
-      <w:tr>
-        <w:tc>
-          <w:tcPr>
-            <w:tcW w:type="dxa" w:w="9317"/>
-            <w:shd w:val="clear" w:fill="0B1F2E"/>
-            <w:tcMar>
-              <w:top w:w="140" w:type="dxa"/>
-              <w:start w:w="200" w:type="dxa"/>
-              <w:bottom w:w="140" w:type="dxa"/>
-              <w:end w:w="200" w:type="dxa"/>
-            </w:tcMar>
-          </w:tcPr>
-          <w:p>
-            <w:pPr>
-              <w:spacing w:after="20" w:line="276" w:lineRule="auto"/>
-            </w:pPr>
-            <w:r/>
-            <w:r>
-              <w:rPr>
-                <w:rFonts w:ascii="Consolas" w:hAnsi="Consolas" w:cs="Segoe UI"/>
-                <w:b w:val="0"/>
-                <w:i w:val="0"/>
-                <w:color w:val="BFE8E2"/>
-                <w:sz w:val="18"/>
-              </w:rPr>
-              <w:t>Customer Browser ──&gt; Vercel (React SPA)</w:t>
-            </w:r>
-          </w:p>
-          <w:p>
-            <w:pPr>
-              <w:spacing w:after="20" w:line="276" w:lineRule="auto"/>
-            </w:pPr>
-            <w:r>
-              <w:rPr>
-                <w:rFonts w:ascii="Consolas" w:hAnsi="Consolas" w:cs="Segoe UI"/>
-                <w:b w:val="0"/>
-                <w:i w:val="0"/>
-                <w:color w:val="BFE8E2"/>
-                <w:sz w:val="18"/>
-              </w:rPr>
-              <w:t xml:space="preserve">                            │</w:t>
-            </w:r>
-          </w:p>
-          <w:p>
-            <w:pPr>
-              <w:spacing w:after="20" w:line="276" w:lineRule="auto"/>
-            </w:pPr>
-            <w:r>
-              <w:rPr>
-                <w:rFonts w:ascii="Consolas" w:hAnsi="Consolas" w:cs="Segoe UI"/>
-                <w:b w:val="0"/>
-                <w:i w:val="0"/>
-                <w:color w:val="BFE8E2"/>
-                <w:sz w:val="18"/>
-              </w:rPr>
-              <w:t xml:space="preserve">                            ▼</w:t>
-            </w:r>
-          </w:p>
-          <w:p>
-            <w:pPr>
-              <w:spacing w:after="20" w:line="276" w:lineRule="auto"/>
-            </w:pPr>
-            <w:r>
-              <w:rPr>
-                <w:rFonts w:ascii="Consolas" w:hAnsi="Consolas" w:cs="Segoe UI"/>
-                <w:b w:val="0"/>
-                <w:i w:val="0"/>
-                <w:color w:val="BFE8E2"/>
-                <w:sz w:val="18"/>
-              </w:rPr>
-              <w:t xml:space="preserve">                     Render (Express API)</w:t>
-            </w:r>
-          </w:p>
-          <w:p>
-            <w:pPr>
-              <w:spacing w:after="20" w:line="276" w:lineRule="auto"/>
-            </w:pPr>
-            <w:r>
-              <w:rPr>
-                <w:rFonts w:ascii="Consolas" w:hAnsi="Consolas" w:cs="Segoe UI"/>
-                <w:b w:val="0"/>
-                <w:i w:val="0"/>
-                <w:color w:val="BFE8E2"/>
-                <w:sz w:val="18"/>
-              </w:rPr>
-              <w:t xml:space="preserve">                         │         │</w:t>
-            </w:r>
-          </w:p>
-          <w:p>
-            <w:pPr>
-              <w:spacing w:after="20" w:line="276" w:lineRule="auto"/>
-            </w:pPr>
-            <w:r>
-              <w:rPr>
-                <w:rFonts w:ascii="Consolas" w:hAnsi="Consolas" w:cs="Segoe UI"/>
-                <w:b w:val="0"/>
-                <w:i w:val="0"/>
-                <w:color w:val="BFE8E2"/>
-                <w:sz w:val="18"/>
-              </w:rPr>
-              <w:t xml:space="preserve">                         ▼         ▼</w:t>
-            </w:r>
-          </w:p>
-          <w:p>
-            <w:pPr>
-              <w:spacing w:after="20" w:line="276" w:lineRule="auto"/>
-            </w:pPr>
-            <w:r>
-              <w:rPr>
-                <w:rFonts w:ascii="Consolas" w:hAnsi="Consolas" w:cs="Segoe UI"/>
-                <w:b w:val="0"/>
-                <w:i w:val="0"/>
-                <w:color w:val="BFE8E2"/>
-                <w:sz w:val="18"/>
-              </w:rPr>
-              <w:t xml:space="preserve">                  Supabase    Telegram Bot</w:t>
-            </w:r>
-          </w:p>
-          <w:p>
-            <w:pPr>
-              <w:spacing w:after="20" w:line="276" w:lineRule="auto"/>
-            </w:pPr>
-            <w:r>
-              <w:rPr>
-                <w:rFonts w:ascii="Consolas" w:hAnsi="Consolas" w:cs="Segoe UI"/>
-                <w:b w:val="0"/>
-                <w:i w:val="0"/>
-                <w:color w:val="BFE8E2"/>
-                <w:sz w:val="18"/>
-              </w:rPr>
-              <w:t xml:space="preserve">                (PostgreSQL)     (polling)</w:t>
-            </w:r>
-          </w:p>
-          <w:p>
-            <w:pPr>
-              <w:spacing w:after="20" w:line="276" w:lineRule="auto"/>
-            </w:pPr>
-            <w:r>
-              <w:rPr>
-                <w:rFonts w:ascii="Consolas" w:hAnsi="Consolas" w:cs="Segoe UI"/>
-                <w:b w:val="0"/>
-                <w:i w:val="0"/>
-                <w:color w:val="BFE8E2"/>
-                <w:sz w:val="18"/>
-              </w:rPr>
-              <w:t xml:space="preserve">                         │</w:t>
-            </w:r>
-          </w:p>
-          <w:p>
-            <w:pPr>
-              <w:spacing w:after="20" w:line="276" w:lineRule="auto"/>
-            </w:pPr>
-            <w:r>
-              <w:rPr>
-                <w:rFonts w:ascii="Consolas" w:hAnsi="Consolas" w:cs="Segoe UI"/>
-                <w:b w:val="0"/>
-                <w:i w:val="0"/>
-                <w:color w:val="BFE8E2"/>
-                <w:sz w:val="18"/>
-              </w:rPr>
-              <w:t xml:space="preserve">                    Brevo Email</w:t>
-            </w:r>
-          </w:p>
-          <w:p>
-            <w:pPr>
-              <w:spacing w:after="20" w:line="276" w:lineRule="auto"/>
-            </w:pPr>
-            <w:r>
-              <w:rPr>
-                <w:rFonts w:ascii="Consolas" w:hAnsi="Consolas" w:cs="Segoe UI"/>
-                <w:b w:val="0"/>
-                <w:i w:val="0"/>
-                <w:color w:val="BFE8E2"/>
-                <w:sz w:val="18"/>
-              </w:rPr>
-              <w:t xml:space="preserve">                   (OTP delivery)</w:t>
-            </w:r>
-          </w:p>
-        </w:tc>
-      </w:tr>
-    </w:tbl>
     <w:p>
-      <w:pPr>
-        <w:spacing w:after="40"/>
-      </w:pPr>
+      <w:r>
+        <w:t>1.  System Architecture</w:t>
+      </w:r>
+    </w:p>
+    <w:p>
+      <w:r>
+        <w:t>2.  Technology Stack</w:t>
+      </w:r>
+    </w:p>
+    <w:p>
+      <w:r>
+        <w:t>3.  Project Structure</w:t>
+      </w:r>
+    </w:p>
+    <w:p>
+      <w:r>
+        <w:t>4.  Database Schema</w:t>
+      </w:r>
+    </w:p>
+    <w:p>
+      <w:r>
+        <w:t>5.  Frontend Architecture</w:t>
+      </w:r>
+    </w:p>
+    <w:p>
+      <w:r>
+        <w:t>6.  Backend Architecture</w:t>
+      </w:r>
+    </w:p>
+    <w:p>
+      <w:r>
+        <w:t>7.  Deployment Pipeline</w:t>
+      </w:r>
+    </w:p>
+    <w:p>
+      <w:r>
+        <w:t>8.  Environment Variables</w:t>
+      </w:r>
+    </w:p>
+    <w:p>
+      <w:r>
+        <w:t>9.  Local Development</w:t>
+      </w:r>
     </w:p>
     <w:p>
       <w:pPr>
         <w:pStyle w:val="Heading1"/>
-        <w:spacing w:before="360" w:after="120"/>
-        <w:pBdr>
-          <w:bottom w:val="single" w:sz="12" w:space="4" w:color="00BDAA"/>
-        </w:pBdr>
       </w:pPr>
       <w:r>
-        <w:rPr>
-          <w:rFonts w:ascii="Segoe UI" w:hAnsi="Segoe UI" w:cs="Segoe UI"/>
-          <w:b/>
-          <w:i w:val="0"/>
-          <w:color w:val="0B1F2E"/>
-          <w:sz w:val="32"/>
-        </w:rPr>
-        <w:t>2. Technology Stack</w:t>
+        <w:t>1. System Architecture</w:t>
       </w:r>
     </w:p>
-    <w:tbl>
-      <w:tblPr>
-        <w:tblStyle w:val="TableGrid"/>
-        <w:tblW w:type="auto" w:w="0"/>
-        <w:jc w:val="center"/>
-        <w:tblLayout w:type="fixed"/>
-        <w:tblLook w:firstColumn="1" w:firstRow="1" w:lastColumn="0" w:lastRow="0" w:noHBand="0" w:noVBand="1" w:val="04A0"/>
-      </w:tblPr>
-      <w:tblGrid>
-        <w:gridCol w:w="3106"/>
-        <w:gridCol w:w="3106"/>
-        <w:gridCol w:w="3106"/>
-      </w:tblGrid>
-      <w:tr>
-        <w:tc>
-          <w:tcPr>
-            <w:tcW w:type="dxa" w:w="1728"/>
-            <w:shd w:val="clear" w:fill="0B1F2E"/>
-            <w:tcMar>
-              <w:top w:w="80" w:type="dxa"/>
-              <w:start w:w="120" w:type="dxa"/>
-              <w:bottom w:w="80" w:type="dxa"/>
-              <w:end w:w="120" w:type="dxa"/>
-            </w:tcMar>
-            <w:vAlign w:val="center"/>
-          </w:tcPr>
-          <w:p>
-            <w:pPr>
-              <w:jc w:val="left"/>
-            </w:pPr>
-            <w:r/>
-            <w:r>
-              <w:rPr>
-                <w:rFonts w:ascii="Segoe UI" w:hAnsi="Segoe UI" w:cs="Segoe UI"/>
-                <w:b/>
-                <w:i w:val="0"/>
-                <w:color w:val="FFFFFF"/>
-                <w:sz w:val="19"/>
-              </w:rPr>
-              <w:t>Layer</w:t>
-            </w:r>
-          </w:p>
-        </w:tc>
-        <w:tc>
-          <w:tcPr>
-            <w:tcW w:type="dxa" w:w="3744"/>
-            <w:shd w:val="clear" w:fill="0B1F2E"/>
-            <w:tcMar>
-              <w:top w:w="80" w:type="dxa"/>
-              <w:start w:w="120" w:type="dxa"/>
-              <w:bottom w:w="80" w:type="dxa"/>
-              <w:end w:w="120" w:type="dxa"/>
-            </w:tcMar>
-            <w:vAlign w:val="center"/>
-          </w:tcPr>
-          <w:p>
-            <w:pPr>
-              <w:jc w:val="left"/>
-            </w:pPr>
-            <w:r/>
-            <w:r>
-              <w:rPr>
-                <w:rFonts w:ascii="Segoe UI" w:hAnsi="Segoe UI" w:cs="Segoe UI"/>
-                <w:b/>
-                <w:i w:val="0"/>
-                <w:color w:val="FFFFFF"/>
-                <w:sz w:val="19"/>
-              </w:rPr>
-              <w:t>Technology</w:t>
-            </w:r>
-          </w:p>
-        </w:tc>
-        <w:tc>
-          <w:tcPr>
-            <w:tcW w:type="dxa" w:w="3744"/>
-            <w:shd w:val="clear" w:fill="0B1F2E"/>
-            <w:tcMar>
-              <w:top w:w="80" w:type="dxa"/>
-              <w:start w:w="120" w:type="dxa"/>
-              <w:bottom w:w="80" w:type="dxa"/>
-              <w:end w:w="120" w:type="dxa"/>
-            </w:tcMar>
-            <w:vAlign w:val="center"/>
-          </w:tcPr>
-          <w:p>
-            <w:pPr>
-              <w:jc w:val="left"/>
-            </w:pPr>
-            <w:r/>
-            <w:r>
-              <w:rPr>
-                <w:rFonts w:ascii="Segoe UI" w:hAnsi="Segoe UI" w:cs="Segoe UI"/>
-                <w:b/>
-                <w:i w:val="0"/>
-                <w:color w:val="FFFFFF"/>
-                <w:sz w:val="19"/>
-              </w:rPr>
-              <w:t>Purpose</w:t>
-            </w:r>
-          </w:p>
-        </w:tc>
-      </w:tr>
-      <w:tr>
-        <w:tc>
-          <w:tcPr>
-            <w:tcW w:type="dxa" w:w="1728"/>
-            <w:tcMar>
-              <w:top w:w="80" w:type="dxa"/>
-              <w:start w:w="120" w:type="dxa"/>
-              <w:bottom w:w="80" w:type="dxa"/>
-              <w:end w:w="120" w:type="dxa"/>
-            </w:tcMar>
-            <w:vAlign w:val="center"/>
-          </w:tcPr>
-          <w:p>
-            <w:pPr>
-              <w:spacing w:after="20"/>
-            </w:pPr>
-            <w:r/>
-            <w:r>
-              <w:rPr>
-                <w:rFonts w:ascii="Segoe UI" w:hAnsi="Segoe UI" w:cs="Segoe UI"/>
-                <w:b w:val="0"/>
-                <w:i w:val="0"/>
-                <w:color w:val="0B1F2E"/>
-                <w:sz w:val="19"/>
-              </w:rPr>
-              <w:t>Frontend</w:t>
-            </w:r>
-          </w:p>
-        </w:tc>
-        <w:tc>
-          <w:tcPr>
-            <w:tcW w:type="dxa" w:w="3744"/>
-            <w:tcMar>
-              <w:top w:w="80" w:type="dxa"/>
-              <w:start w:w="120" w:type="dxa"/>
-              <w:bottom w:w="80" w:type="dxa"/>
-              <w:end w:w="120" w:type="dxa"/>
-            </w:tcMar>
-            <w:vAlign w:val="center"/>
-          </w:tcPr>
-          <w:p>
-            <w:pPr>
-              <w:spacing w:after="20"/>
-            </w:pPr>
-            <w:r/>
-            <w:r>
-              <w:rPr>
-                <w:rFonts w:ascii="Segoe UI" w:hAnsi="Segoe UI" w:cs="Segoe UI"/>
-                <w:b w:val="0"/>
-                <w:i w:val="0"/>
-                <w:color w:val="0B1F2E"/>
-                <w:sz w:val="19"/>
-              </w:rPr>
-              <w:t>React 18, TypeScript, Vite, Tailwind CSS</w:t>
-            </w:r>
-          </w:p>
-        </w:tc>
-        <w:tc>
-          <w:tcPr>
-            <w:tcW w:type="dxa" w:w="3744"/>
-            <w:tcMar>
-              <w:top w:w="80" w:type="dxa"/>
-              <w:start w:w="120" w:type="dxa"/>
-              <w:bottom w:w="80" w:type="dxa"/>
-              <w:end w:w="120" w:type="dxa"/>
-            </w:tcMar>
-            <w:vAlign w:val="center"/>
-          </w:tcPr>
-          <w:p>
-            <w:pPr>
-              <w:spacing w:after="20"/>
-            </w:pPr>
-            <w:r/>
-            <w:r>
-              <w:rPr>
-                <w:rFonts w:ascii="Segoe UI" w:hAnsi="Segoe UI" w:cs="Segoe UI"/>
-                <w:b w:val="0"/>
-                <w:i w:val="0"/>
-                <w:color w:val="0B1F2E"/>
-                <w:sz w:val="19"/>
-              </w:rPr>
-              <w:t>User interface</w:t>
-            </w:r>
-          </w:p>
-        </w:tc>
-      </w:tr>
-      <w:tr>
-        <w:tc>
-          <w:tcPr>
-            <w:tcW w:type="dxa" w:w="1728"/>
-            <w:shd w:val="clear" w:fill="F4F8FA"/>
-            <w:tcMar>
-              <w:top w:w="80" w:type="dxa"/>
-              <w:start w:w="120" w:type="dxa"/>
-              <w:bottom w:w="80" w:type="dxa"/>
-              <w:end w:w="120" w:type="dxa"/>
-            </w:tcMar>
-            <w:vAlign w:val="center"/>
-          </w:tcPr>
-          <w:p>
-            <w:pPr>
-              <w:spacing w:after="20"/>
-            </w:pPr>
-            <w:r/>
-            <w:r>
-              <w:rPr>
-                <w:rFonts w:ascii="Segoe UI" w:hAnsi="Segoe UI" w:cs="Segoe UI"/>
-                <w:b w:val="0"/>
-                <w:i w:val="0"/>
-                <w:color w:val="0B1F2E"/>
-                <w:sz w:val="19"/>
-              </w:rPr>
-              <w:t>Backend</w:t>
-            </w:r>
-          </w:p>
-        </w:tc>
-        <w:tc>
-          <w:tcPr>
-            <w:tcW w:type="dxa" w:w="3744"/>
-            <w:shd w:val="clear" w:fill="F4F8FA"/>
-            <w:tcMar>
-              <w:top w:w="80" w:type="dxa"/>
-              <w:start w:w="120" w:type="dxa"/>
-              <w:bottom w:w="80" w:type="dxa"/>
-              <w:end w:w="120" w:type="dxa"/>
-            </w:tcMar>
-            <w:vAlign w:val="center"/>
-          </w:tcPr>
-          <w:p>
-            <w:pPr>
-              <w:spacing w:after="20"/>
-            </w:pPr>
-            <w:r/>
-            <w:r>
-              <w:rPr>
-                <w:rFonts w:ascii="Segoe UI" w:hAnsi="Segoe UI" w:cs="Segoe UI"/>
-                <w:b w:val="0"/>
-                <w:i w:val="0"/>
-                <w:color w:val="0B1F2E"/>
-                <w:sz w:val="19"/>
-              </w:rPr>
-              <w:t>Node.js, Express, TypeScript</w:t>
-            </w:r>
-          </w:p>
-        </w:tc>
-        <w:tc>
-          <w:tcPr>
-            <w:tcW w:type="dxa" w:w="3744"/>
-            <w:shd w:val="clear" w:fill="F4F8FA"/>
-            <w:tcMar>
-              <w:top w:w="80" w:type="dxa"/>
-              <w:start w:w="120" w:type="dxa"/>
-              <w:bottom w:w="80" w:type="dxa"/>
-              <w:end w:w="120" w:type="dxa"/>
-            </w:tcMar>
-            <w:vAlign w:val="center"/>
-          </w:tcPr>
-          <w:p>
-            <w:pPr>
-              <w:spacing w:after="20"/>
-            </w:pPr>
-            <w:r/>
-            <w:r>
-              <w:rPr>
-                <w:rFonts w:ascii="Segoe UI" w:hAnsi="Segoe UI" w:cs="Segoe UI"/>
-                <w:b w:val="0"/>
-                <w:i w:val="0"/>
-                <w:color w:val="0B1F2E"/>
-                <w:sz w:val="19"/>
-              </w:rPr>
-              <w:t>REST API server</w:t>
-            </w:r>
-          </w:p>
-        </w:tc>
-      </w:tr>
-      <w:tr>
-        <w:tc>
-          <w:tcPr>
-            <w:tcW w:type="dxa" w:w="1728"/>
-            <w:tcMar>
-              <w:top w:w="80" w:type="dxa"/>
-              <w:start w:w="120" w:type="dxa"/>
-              <w:bottom w:w="80" w:type="dxa"/>
-              <w:end w:w="120" w:type="dxa"/>
-            </w:tcMar>
-            <w:vAlign w:val="center"/>
-          </w:tcPr>
-          <w:p>
-            <w:pPr>
-              <w:spacing w:after="20"/>
-            </w:pPr>
-            <w:r/>
-            <w:r>
-              <w:rPr>
-                <w:rFonts w:ascii="Segoe UI" w:hAnsi="Segoe UI" w:cs="Segoe UI"/>
-                <w:b w:val="0"/>
-                <w:i w:val="0"/>
-                <w:color w:val="0B1F2E"/>
-                <w:sz w:val="19"/>
-              </w:rPr>
-              <w:t>Database</w:t>
-            </w:r>
-          </w:p>
-        </w:tc>
-        <w:tc>
-          <w:tcPr>
-            <w:tcW w:type="dxa" w:w="3744"/>
-            <w:tcMar>
-              <w:top w:w="80" w:type="dxa"/>
-              <w:start w:w="120" w:type="dxa"/>
-              <w:bottom w:w="80" w:type="dxa"/>
-              <w:end w:w="120" w:type="dxa"/>
-            </w:tcMar>
-            <w:vAlign w:val="center"/>
-          </w:tcPr>
-          <w:p>
-            <w:pPr>
-              <w:spacing w:after="20"/>
-            </w:pPr>
-            <w:r/>
-            <w:r>
-              <w:rPr>
-                <w:rFonts w:ascii="Segoe UI" w:hAnsi="Segoe UI" w:cs="Segoe UI"/>
-                <w:b w:val="0"/>
-                <w:i w:val="0"/>
-                <w:color w:val="0B1F2E"/>
-                <w:sz w:val="19"/>
-              </w:rPr>
-              <w:t>Supabase (PostgreSQL)</w:t>
-            </w:r>
-          </w:p>
-        </w:tc>
-        <w:tc>
-          <w:tcPr>
-            <w:tcW w:type="dxa" w:w="3744"/>
-            <w:tcMar>
-              <w:top w:w="80" w:type="dxa"/>
-              <w:start w:w="120" w:type="dxa"/>
-              <w:bottom w:w="80" w:type="dxa"/>
-              <w:end w:w="120" w:type="dxa"/>
-            </w:tcMar>
-            <w:vAlign w:val="center"/>
-          </w:tcPr>
-          <w:p>
-            <w:pPr>
-              <w:spacing w:after="20"/>
-            </w:pPr>
-            <w:r/>
-            <w:r>
-              <w:rPr>
-                <w:rFonts w:ascii="Segoe UI" w:hAnsi="Segoe UI" w:cs="Segoe UI"/>
-                <w:b w:val="0"/>
-                <w:i w:val="0"/>
-                <w:color w:val="0B1F2E"/>
-                <w:sz w:val="19"/>
-              </w:rPr>
-              <w:t>Data storage</w:t>
-            </w:r>
-          </w:p>
-        </w:tc>
-      </w:tr>
-      <w:tr>
-        <w:tc>
-          <w:tcPr>
-            <w:tcW w:type="dxa" w:w="1728"/>
-            <w:shd w:val="clear" w:fill="F4F8FA"/>
-            <w:tcMar>
-              <w:top w:w="80" w:type="dxa"/>
-              <w:start w:w="120" w:type="dxa"/>
-              <w:bottom w:w="80" w:type="dxa"/>
-              <w:end w:w="120" w:type="dxa"/>
-            </w:tcMar>
-            <w:vAlign w:val="center"/>
-          </w:tcPr>
-          <w:p>
-            <w:pPr>
-              <w:spacing w:after="20"/>
-            </w:pPr>
-            <w:r/>
-            <w:r>
-              <w:rPr>
-                <w:rFonts w:ascii="Segoe UI" w:hAnsi="Segoe UI" w:cs="Segoe UI"/>
-                <w:b w:val="0"/>
-                <w:i w:val="0"/>
-                <w:color w:val="0B1F2E"/>
-                <w:sz w:val="19"/>
-              </w:rPr>
-              <w:t>Auth</w:t>
-            </w:r>
-          </w:p>
-        </w:tc>
-        <w:tc>
-          <w:tcPr>
-            <w:tcW w:type="dxa" w:w="3744"/>
-            <w:shd w:val="clear" w:fill="F4F8FA"/>
-            <w:tcMar>
-              <w:top w:w="80" w:type="dxa"/>
-              <w:start w:w="120" w:type="dxa"/>
-              <w:bottom w:w="80" w:type="dxa"/>
-              <w:end w:w="120" w:type="dxa"/>
-            </w:tcMar>
-            <w:vAlign w:val="center"/>
-          </w:tcPr>
-          <w:p>
-            <w:pPr>
-              <w:spacing w:after="20"/>
-            </w:pPr>
-            <w:r/>
-            <w:r>
-              <w:rPr>
-                <w:rFonts w:ascii="Segoe UI" w:hAnsi="Segoe UI" w:cs="Segoe UI"/>
-                <w:b w:val="0"/>
-                <w:i w:val="0"/>
-                <w:color w:val="0B1F2E"/>
-                <w:sz w:val="19"/>
-              </w:rPr>
-              <w:t>JWT + bcrypt + Brevo OTP</w:t>
-            </w:r>
-          </w:p>
-        </w:tc>
-        <w:tc>
-          <w:tcPr>
-            <w:tcW w:type="dxa" w:w="3744"/>
-            <w:shd w:val="clear" w:fill="F4F8FA"/>
-            <w:tcMar>
-              <w:top w:w="80" w:type="dxa"/>
-              <w:start w:w="120" w:type="dxa"/>
-              <w:bottom w:w="80" w:type="dxa"/>
-              <w:end w:w="120" w:type="dxa"/>
-            </w:tcMar>
-            <w:vAlign w:val="center"/>
-          </w:tcPr>
-          <w:p>
-            <w:pPr>
-              <w:spacing w:after="20"/>
-            </w:pPr>
-            <w:r/>
-            <w:r>
-              <w:rPr>
-                <w:rFonts w:ascii="Segoe UI" w:hAnsi="Segoe UI" w:cs="Segoe UI"/>
-                <w:b w:val="0"/>
-                <w:i w:val="0"/>
-                <w:color w:val="0B1F2E"/>
-                <w:sz w:val="19"/>
-              </w:rPr>
-              <w:t>Authentication</w:t>
-            </w:r>
-          </w:p>
-        </w:tc>
-      </w:tr>
-      <w:tr>
-        <w:tc>
-          <w:tcPr>
-            <w:tcW w:type="dxa" w:w="1728"/>
-            <w:tcMar>
-              <w:top w:w="80" w:type="dxa"/>
-              <w:start w:w="120" w:type="dxa"/>
-              <w:bottom w:w="80" w:type="dxa"/>
-              <w:end w:w="120" w:type="dxa"/>
-            </w:tcMar>
-            <w:vAlign w:val="center"/>
-          </w:tcPr>
-          <w:p>
-            <w:pPr>
-              <w:spacing w:after="20"/>
-            </w:pPr>
-            <w:r/>
-            <w:r>
-              <w:rPr>
-                <w:rFonts w:ascii="Segoe UI" w:hAnsi="Segoe UI" w:cs="Segoe UI"/>
-                <w:b w:val="0"/>
-                <w:i w:val="0"/>
-                <w:color w:val="0B1F2E"/>
-                <w:sz w:val="19"/>
-              </w:rPr>
-              <w:t>Hosting</w:t>
-            </w:r>
-          </w:p>
-        </w:tc>
-        <w:tc>
-          <w:tcPr>
-            <w:tcW w:type="dxa" w:w="3744"/>
-            <w:tcMar>
-              <w:top w:w="80" w:type="dxa"/>
-              <w:start w:w="120" w:type="dxa"/>
-              <w:bottom w:w="80" w:type="dxa"/>
-              <w:end w:w="120" w:type="dxa"/>
-            </w:tcMar>
-            <w:vAlign w:val="center"/>
-          </w:tcPr>
-          <w:p>
-            <w:pPr>
-              <w:spacing w:after="20"/>
-            </w:pPr>
-            <w:r/>
-            <w:r>
-              <w:rPr>
-                <w:rFonts w:ascii="Segoe UI" w:hAnsi="Segoe UI" w:cs="Segoe UI"/>
-                <w:b w:val="0"/>
-                <w:i w:val="0"/>
-                <w:color w:val="0B1F2E"/>
-                <w:sz w:val="19"/>
-              </w:rPr>
-              <w:t>Vercel + Render</w:t>
-            </w:r>
-          </w:p>
-        </w:tc>
-        <w:tc>
-          <w:tcPr>
-            <w:tcW w:type="dxa" w:w="3744"/>
-            <w:tcMar>
-              <w:top w:w="80" w:type="dxa"/>
-              <w:start w:w="120" w:type="dxa"/>
-              <w:bottom w:w="80" w:type="dxa"/>
-              <w:end w:w="120" w:type="dxa"/>
-            </w:tcMar>
-            <w:vAlign w:val="center"/>
-          </w:tcPr>
-          <w:p>
-            <w:pPr>
-              <w:spacing w:after="20"/>
-            </w:pPr>
-            <w:r/>
-            <w:r>
-              <w:rPr>
-                <w:rFonts w:ascii="Segoe UI" w:hAnsi="Segoe UI" w:cs="Segoe UI"/>
-                <w:b w:val="0"/>
-                <w:i w:val="0"/>
-                <w:color w:val="0B1F2E"/>
-                <w:sz w:val="19"/>
-              </w:rPr>
-              <w:t>Deployment</w:t>
-            </w:r>
-          </w:p>
-        </w:tc>
-      </w:tr>
-      <w:tr>
-        <w:tc>
-          <w:tcPr>
-            <w:tcW w:type="dxa" w:w="1728"/>
-            <w:shd w:val="clear" w:fill="F4F8FA"/>
-            <w:tcMar>
-              <w:top w:w="80" w:type="dxa"/>
-              <w:start w:w="120" w:type="dxa"/>
-              <w:bottom w:w="80" w:type="dxa"/>
-              <w:end w:w="120" w:type="dxa"/>
-            </w:tcMar>
-            <w:vAlign w:val="center"/>
-          </w:tcPr>
-          <w:p>
-            <w:pPr>
-              <w:spacing w:after="20"/>
-            </w:pPr>
-            <w:r/>
-            <w:r>
-              <w:rPr>
-                <w:rFonts w:ascii="Segoe UI" w:hAnsi="Segoe UI" w:cs="Segoe UI"/>
-                <w:b w:val="0"/>
-                <w:i w:val="0"/>
-                <w:color w:val="0B1F2E"/>
-                <w:sz w:val="19"/>
-              </w:rPr>
-              <w:t>Payments</w:t>
-            </w:r>
-          </w:p>
-        </w:tc>
-        <w:tc>
-          <w:tcPr>
-            <w:tcW w:type="dxa" w:w="3744"/>
-            <w:shd w:val="clear" w:fill="F4F8FA"/>
-            <w:tcMar>
-              <w:top w:w="80" w:type="dxa"/>
-              <w:start w:w="120" w:type="dxa"/>
-              <w:bottom w:w="80" w:type="dxa"/>
-              <w:end w:w="120" w:type="dxa"/>
-            </w:tcMar>
-            <w:vAlign w:val="center"/>
-          </w:tcPr>
-          <w:p>
-            <w:pPr>
-              <w:spacing w:after="20"/>
-            </w:pPr>
-            <w:r/>
-            <w:r>
-              <w:rPr>
-                <w:rFonts w:ascii="Segoe UI" w:hAnsi="Segoe UI" w:cs="Segoe UI"/>
-                <w:b w:val="0"/>
-                <w:i w:val="0"/>
-                <w:color w:val="0B1F2E"/>
-                <w:sz w:val="19"/>
-              </w:rPr>
-              <w:t>KHQR, ABA PayWay (Purchase API)</w:t>
-            </w:r>
-          </w:p>
-        </w:tc>
-        <w:tc>
-          <w:tcPr>
-            <w:tcW w:type="dxa" w:w="3744"/>
-            <w:shd w:val="clear" w:fill="F4F8FA"/>
-            <w:tcMar>
-              <w:top w:w="80" w:type="dxa"/>
-              <w:start w:w="120" w:type="dxa"/>
-              <w:bottom w:w="80" w:type="dxa"/>
-              <w:end w:w="120" w:type="dxa"/>
-            </w:tcMar>
-            <w:vAlign w:val="center"/>
-          </w:tcPr>
-          <w:p>
-            <w:pPr>
-              <w:spacing w:after="20"/>
-            </w:pPr>
-            <w:r/>
-            <w:r>
-              <w:rPr>
-                <w:rFonts w:ascii="Segoe UI" w:hAnsi="Segoe UI" w:cs="Segoe UI"/>
-                <w:b w:val="0"/>
-                <w:i w:val="0"/>
-                <w:color w:val="0B1F2E"/>
-                <w:sz w:val="19"/>
-              </w:rPr>
-              <w:t>Payment processing</w:t>
-            </w:r>
-          </w:p>
-        </w:tc>
-      </w:tr>
-      <w:tr>
-        <w:tc>
-          <w:tcPr>
-            <w:tcW w:type="dxa" w:w="1728"/>
-            <w:tcMar>
-              <w:top w:w="80" w:type="dxa"/>
-              <w:start w:w="120" w:type="dxa"/>
-              <w:bottom w:w="80" w:type="dxa"/>
-              <w:end w:w="120" w:type="dxa"/>
-            </w:tcMar>
-            <w:vAlign w:val="center"/>
-          </w:tcPr>
-          <w:p>
-            <w:pPr>
-              <w:spacing w:after="20"/>
-            </w:pPr>
-            <w:r/>
-            <w:r>
-              <w:rPr>
-                <w:rFonts w:ascii="Segoe UI" w:hAnsi="Segoe UI" w:cs="Segoe UI"/>
-                <w:b w:val="0"/>
-                <w:i w:val="0"/>
-                <w:color w:val="0B1F2E"/>
-                <w:sz w:val="19"/>
-              </w:rPr>
-              <w:t>Notifications</w:t>
-            </w:r>
-          </w:p>
-        </w:tc>
-        <w:tc>
-          <w:tcPr>
-            <w:tcW w:type="dxa" w:w="3744"/>
-            <w:tcMar>
-              <w:top w:w="80" w:type="dxa"/>
-              <w:start w:w="120" w:type="dxa"/>
-              <w:bottom w:w="80" w:type="dxa"/>
-              <w:end w:w="120" w:type="dxa"/>
-            </w:tcMar>
-            <w:vAlign w:val="center"/>
-          </w:tcPr>
-          <w:p>
-            <w:pPr>
-              <w:spacing w:after="20"/>
-            </w:pPr>
-            <w:r/>
-            <w:r>
-              <w:rPr>
-                <w:rFonts w:ascii="Segoe UI" w:hAnsi="Segoe UI" w:cs="Segoe UI"/>
-                <w:b w:val="0"/>
-                <w:i w:val="0"/>
-                <w:color w:val="0B1F2E"/>
-                <w:sz w:val="19"/>
-              </w:rPr>
-              <w:t>Telegram Bot API, Brevo</w:t>
-            </w:r>
-          </w:p>
-        </w:tc>
-        <w:tc>
-          <w:tcPr>
-            <w:tcW w:type="dxa" w:w="3744"/>
-            <w:tcMar>
-              <w:top w:w="80" w:type="dxa"/>
-              <w:start w:w="120" w:type="dxa"/>
-              <w:bottom w:w="80" w:type="dxa"/>
-              <w:end w:w="120" w:type="dxa"/>
-            </w:tcMar>
-            <w:vAlign w:val="center"/>
-          </w:tcPr>
-          <w:p>
-            <w:pPr>
-              <w:spacing w:after="20"/>
-            </w:pPr>
-            <w:r/>
-            <w:r>
-              <w:rPr>
-                <w:rFonts w:ascii="Segoe UI" w:hAnsi="Segoe UI" w:cs="Segoe UI"/>
-                <w:b w:val="0"/>
-                <w:i w:val="0"/>
-                <w:color w:val="0B1F2E"/>
-                <w:sz w:val="19"/>
-              </w:rPr>
-              <w:t>Messaging</w:t>
-            </w:r>
-          </w:p>
-        </w:tc>
-      </w:tr>
-      <w:tr>
-        <w:tc>
-          <w:tcPr>
-            <w:tcW w:type="dxa" w:w="1728"/>
-            <w:shd w:val="clear" w:fill="F4F8FA"/>
-            <w:tcMar>
-              <w:top w:w="80" w:type="dxa"/>
-              <w:start w:w="120" w:type="dxa"/>
-              <w:bottom w:w="80" w:type="dxa"/>
-              <w:end w:w="120" w:type="dxa"/>
-            </w:tcMar>
-            <w:vAlign w:val="center"/>
-          </w:tcPr>
-          <w:p>
-            <w:pPr>
-              <w:spacing w:after="20"/>
-            </w:pPr>
-            <w:r/>
-            <w:r>
-              <w:rPr>
-                <w:rFonts w:ascii="Segoe UI" w:hAnsi="Segoe UI" w:cs="Segoe UI"/>
-                <w:b w:val="0"/>
-                <w:i w:val="0"/>
-                <w:color w:val="0B1F2E"/>
-                <w:sz w:val="19"/>
-              </w:rPr>
-              <w:t>Mobile</w:t>
-            </w:r>
-          </w:p>
-        </w:tc>
-        <w:tc>
-          <w:tcPr>
-            <w:tcW w:type="dxa" w:w="3744"/>
-            <w:shd w:val="clear" w:fill="F4F8FA"/>
-            <w:tcMar>
-              <w:top w:w="80" w:type="dxa"/>
-              <w:start w:w="120" w:type="dxa"/>
-              <w:bottom w:w="80" w:type="dxa"/>
-              <w:end w:w="120" w:type="dxa"/>
-            </w:tcMar>
-            <w:vAlign w:val="center"/>
-          </w:tcPr>
-          <w:p>
-            <w:pPr>
-              <w:spacing w:after="20"/>
-            </w:pPr>
-            <w:r/>
-            <w:r>
-              <w:rPr>
-                <w:rFonts w:ascii="Segoe UI" w:hAnsi="Segoe UI" w:cs="Segoe UI"/>
-                <w:b w:val="0"/>
-                <w:i w:val="0"/>
-                <w:color w:val="0B1F2E"/>
-                <w:sz w:val="19"/>
-              </w:rPr>
-              <w:t>Expo SDK 57</w:t>
-            </w:r>
-          </w:p>
-        </w:tc>
-        <w:tc>
-          <w:tcPr>
-            <w:tcW w:type="dxa" w:w="3744"/>
-            <w:shd w:val="clear" w:fill="F4F8FA"/>
-            <w:tcMar>
-              <w:top w:w="80" w:type="dxa"/>
-              <w:start w:w="120" w:type="dxa"/>
-              <w:bottom w:w="80" w:type="dxa"/>
-              <w:end w:w="120" w:type="dxa"/>
-            </w:tcMar>
-            <w:vAlign w:val="center"/>
-          </w:tcPr>
-          <w:p>
-            <w:pPr>
-              <w:spacing w:after="20"/>
-            </w:pPr>
-            <w:r/>
-            <w:r>
-              <w:rPr>
-                <w:rFonts w:ascii="Segoe UI" w:hAnsi="Segoe UI" w:cs="Segoe UI"/>
-                <w:b w:val="0"/>
-                <w:i w:val="0"/>
-                <w:color w:val="0B1F2E"/>
-                <w:sz w:val="19"/>
-              </w:rPr>
-              <w:t>Android app</w:t>
-            </w:r>
-          </w:p>
-        </w:tc>
-      </w:tr>
-    </w:tbl>
     <w:p>
-      <w:pPr>
-        <w:spacing w:after="40"/>
-      </w:pPr>
+      <w:r>
+        <w:t>NexusFinance follows a decoupled SPA + REST API architecture. The React frontend communicates with the Express backend via JSON APIs. The Telegram bot runs as part of the same Express server process. All data is stored in a single Supabase PostgreSQL database accessed via the Supabase JS client (server-side) and anon key (client-side).</w:t>
+      </w:r>
     </w:p>
     <w:p>
       <w:pPr>
         <w:pStyle w:val="Heading1"/>
-        <w:spacing w:before="360" w:after="120"/>
-        <w:pBdr>
-          <w:bottom w:val="single" w:sz="12" w:space="4" w:color="00BDAA"/>
-        </w:pBdr>
       </w:pPr>
       <w:r>
-        <w:rPr>
-          <w:rFonts w:ascii="Segoe UI" w:hAnsi="Segoe UI" w:cs="Segoe UI"/>
-          <w:b/>
-          <w:i w:val="0"/>
-          <w:color w:val="0B1F2E"/>
-          <w:sz w:val="32"/>
-        </w:rPr>
-        <w:t>3. Project Structure</w:t>
+        <w:t>2. Technology Stack</w:t>
       </w:r>
     </w:p>
-    <w:tbl>
-      <w:tblPr>
-        <w:tblStyle w:val="TableGrid"/>
-        <w:tblW w:type="auto" w:w="0"/>
-        <w:tblLook w:firstColumn="1" w:firstRow="1" w:lastColumn="0" w:lastRow="0" w:noHBand="0" w:noVBand="1" w:val="04A0"/>
-      </w:tblPr>
-      <w:tblGrid>
-        <w:gridCol w:w="9317"/>
-      </w:tblGrid>
-      <w:tr>
-        <w:tc>
-          <w:tcPr>
-            <w:tcW w:type="dxa" w:w="9317"/>
-            <w:shd w:val="clear" w:fill="0B1F2E"/>
-            <w:tcMar>
-              <w:top w:w="140" w:type="dxa"/>
-              <w:start w:w="200" w:type="dxa"/>
-              <w:bottom w:w="140" w:type="dxa"/>
-              <w:end w:w="200" w:type="dxa"/>
-            </w:tcMar>
-          </w:tcPr>
-          <w:p>
-            <w:pPr>
-              <w:spacing w:after="20" w:line="276" w:lineRule="auto"/>
-            </w:pPr>
-            <w:r/>
-            <w:r>
-              <w:rPr>
-                <w:rFonts w:ascii="Consolas" w:hAnsi="Consolas" w:cs="Segoe UI"/>
-                <w:b w:val="0"/>
-                <w:i w:val="0"/>
-                <w:color w:val="BFE8E2"/>
-                <w:sz w:val="18"/>
-              </w:rPr>
-              <w:t>nexusfinance/</w:t>
-            </w:r>
-          </w:p>
-          <w:p>
-            <w:pPr>
-              <w:spacing w:after="20" w:line="276" w:lineRule="auto"/>
-            </w:pPr>
-            <w:r>
-              <w:rPr>
-                <w:rFonts w:ascii="Consolas" w:hAnsi="Consolas" w:cs="Segoe UI"/>
-                <w:b w:val="0"/>
-                <w:i w:val="0"/>
-                <w:color w:val="BFE8E2"/>
-                <w:sz w:val="18"/>
-              </w:rPr>
-              <w:t>├── src/                    # React frontend</w:t>
-            </w:r>
-          </w:p>
-          <w:p>
-            <w:pPr>
-              <w:spacing w:after="20" w:line="276" w:lineRule="auto"/>
-            </w:pPr>
-            <w:r>
-              <w:rPr>
-                <w:rFonts w:ascii="Consolas" w:hAnsi="Consolas" w:cs="Segoe UI"/>
-                <w:b w:val="0"/>
-                <w:i w:val="0"/>
-                <w:color w:val="BFE8E2"/>
-                <w:sz w:val="18"/>
-              </w:rPr>
-              <w:t>│   ├── components/         # UI components</w:t>
-            </w:r>
-          </w:p>
-          <w:p>
-            <w:pPr>
-              <w:spacing w:after="20" w:line="276" w:lineRule="auto"/>
-            </w:pPr>
-            <w:r>
-              <w:rPr>
-                <w:rFonts w:ascii="Consolas" w:hAnsi="Consolas" w:cs="Segoe UI"/>
-                <w:b w:val="0"/>
-                <w:i w:val="0"/>
-                <w:color w:val="BFE8E2"/>
-                <w:sz w:val="18"/>
-              </w:rPr>
-              <w:t>│   ├── App.tsx             # Main app with routing</w:t>
-            </w:r>
-          </w:p>
-          <w:p>
-            <w:pPr>
-              <w:spacing w:after="20" w:line="276" w:lineRule="auto"/>
-            </w:pPr>
-            <w:r>
-              <w:rPr>
-                <w:rFonts w:ascii="Consolas" w:hAnsi="Consolas" w:cs="Segoe UI"/>
-                <w:b w:val="0"/>
-                <w:i w:val="0"/>
-                <w:color w:val="BFE8E2"/>
-                <w:sz w:val="18"/>
-              </w:rPr>
-              <w:t>│   ├── api.ts              # API client</w:t>
-            </w:r>
-          </w:p>
-          <w:p>
-            <w:pPr>
-              <w:spacing w:after="20" w:line="276" w:lineRule="auto"/>
-            </w:pPr>
-            <w:r>
-              <w:rPr>
-                <w:rFonts w:ascii="Consolas" w:hAnsi="Consolas" w:cs="Segoe UI"/>
-                <w:b w:val="0"/>
-                <w:i w:val="0"/>
-                <w:color w:val="BFE8E2"/>
-                <w:sz w:val="18"/>
-              </w:rPr>
-              <w:t>│   └── index.css           # Design tokens</w:t>
-            </w:r>
-          </w:p>
-          <w:p>
-            <w:pPr>
-              <w:spacing w:after="20" w:line="276" w:lineRule="auto"/>
-            </w:pPr>
-            <w:r>
-              <w:rPr>
-                <w:rFonts w:ascii="Consolas" w:hAnsi="Consolas" w:cs="Segoe UI"/>
-                <w:b w:val="0"/>
-                <w:i w:val="0"/>
-                <w:color w:val="BFE8E2"/>
-                <w:sz w:val="18"/>
-              </w:rPr>
-              <w:t>├── server/                 # Express backend</w:t>
-            </w:r>
-          </w:p>
-          <w:p>
-            <w:pPr>
-              <w:spacing w:after="20" w:line="276" w:lineRule="auto"/>
-            </w:pPr>
-            <w:r>
-              <w:rPr>
-                <w:rFonts w:ascii="Consolas" w:hAnsi="Consolas" w:cs="Segoe UI"/>
-                <w:b w:val="0"/>
-                <w:i w:val="0"/>
-                <w:color w:val="BFE8E2"/>
-                <w:sz w:val="18"/>
-              </w:rPr>
-              <w:t>│   ├── index.ts            # API routes + server start</w:t>
-            </w:r>
-          </w:p>
-          <w:p>
-            <w:pPr>
-              <w:spacing w:after="20" w:line="276" w:lineRule="auto"/>
-            </w:pPr>
-            <w:r>
-              <w:rPr>
-                <w:rFonts w:ascii="Consolas" w:hAnsi="Consolas" w:cs="Segoe UI"/>
-                <w:b w:val="0"/>
-                <w:i w:val="0"/>
-                <w:color w:val="BFE8E2"/>
-                <w:sz w:val="18"/>
-              </w:rPr>
-              <w:t>│   ├── db.ts               # Supabase client</w:t>
-            </w:r>
-          </w:p>
-          <w:p>
-            <w:pPr>
-              <w:spacing w:after="20" w:line="276" w:lineRule="auto"/>
-            </w:pPr>
-            <w:r>
-              <w:rPr>
-                <w:rFonts w:ascii="Consolas" w:hAnsi="Consolas" w:cs="Segoe UI"/>
-                <w:b w:val="0"/>
-                <w:i w:val="0"/>
-                <w:color w:val="BFE8E2"/>
-                <w:sz w:val="18"/>
-              </w:rPr>
-              <w:t>│   ├── bot.ts              # Telegram bot</w:t>
-            </w:r>
-          </w:p>
-          <w:p>
-            <w:pPr>
-              <w:spacing w:after="20" w:line="276" w:lineRule="auto"/>
-            </w:pPr>
-            <w:r>
-              <w:rPr>
-                <w:rFonts w:ascii="Consolas" w:hAnsi="Consolas" w:cs="Segoe UI"/>
-                <w:b w:val="0"/>
-                <w:i w:val="0"/>
-                <w:color w:val="BFE8E2"/>
-                <w:sz w:val="18"/>
-              </w:rPr>
-              <w:t>│   ├── brevo.ts            # Brevo email API</w:t>
-            </w:r>
-          </w:p>
-          <w:p>
-            <w:pPr>
-              <w:spacing w:after="20" w:line="276" w:lineRule="auto"/>
-            </w:pPr>
-            <w:r>
-              <w:rPr>
-                <w:rFonts w:ascii="Consolas" w:hAnsi="Consolas" w:cs="Segoe UI"/>
-                <w:b w:val="0"/>
-                <w:i w:val="0"/>
-                <w:color w:val="BFE8E2"/>
-                <w:sz w:val="18"/>
-              </w:rPr>
-              <w:t>│   ├── otp.ts              # OTP generation/verification</w:t>
-            </w:r>
-          </w:p>
-          <w:p>
-            <w:pPr>
-              <w:spacing w:after="20" w:line="276" w:lineRule="auto"/>
-            </w:pPr>
-            <w:r>
-              <w:rPr>
-                <w:rFonts w:ascii="Consolas" w:hAnsi="Consolas" w:cs="Segoe UI"/>
-                <w:b w:val="0"/>
-                <w:i w:val="0"/>
-                <w:color w:val="BFE8E2"/>
-                <w:sz w:val="18"/>
-              </w:rPr>
-              <w:t>│   ├── khqr.ts             # KHQR QR generation</w:t>
-            </w:r>
-          </w:p>
-          <w:p>
-            <w:pPr>
-              <w:spacing w:after="20" w:line="276" w:lineRule="auto"/>
-            </w:pPr>
-            <w:r>
-              <w:rPr>
-                <w:rFonts w:ascii="Consolas" w:hAnsi="Consolas" w:cs="Segoe UI"/>
-                <w:b w:val="0"/>
-                <w:i w:val="0"/>
-                <w:color w:val="BFE8E2"/>
-                <w:sz w:val="18"/>
-              </w:rPr>
-              <w:t>│   ├── payway.ts           # ABA PayWay Purchase API + HMAC signing</w:t>
-            </w:r>
-          </w:p>
-          <w:p>
-            <w:pPr>
-              <w:spacing w:after="20" w:line="276" w:lineRule="auto"/>
-            </w:pPr>
-            <w:r>
-              <w:rPr>
-                <w:rFonts w:ascii="Consolas" w:hAnsi="Consolas" w:cs="Segoe UI"/>
-                <w:b w:val="0"/>
-                <w:i w:val="0"/>
-                <w:color w:val="BFE8E2"/>
-                <w:sz w:val="18"/>
-              </w:rPr>
-              <w:t>│   └── sms.ts              # Twilio SMS</w:t>
-            </w:r>
-          </w:p>
-          <w:p>
-            <w:pPr>
-              <w:spacing w:after="20" w:line="276" w:lineRule="auto"/>
-            </w:pPr>
-            <w:r>
-              <w:rPr>
-                <w:rFonts w:ascii="Consolas" w:hAnsi="Consolas" w:cs="Segoe UI"/>
-                <w:b w:val="0"/>
-                <w:i w:val="0"/>
-                <w:color w:val="BFE8E2"/>
-                <w:sz w:val="18"/>
-              </w:rPr>
-              <w:t>├── mobile/                 # Expo Android app</w:t>
-            </w:r>
-          </w:p>
-          <w:p>
-            <w:pPr>
-              <w:spacing w:after="20" w:line="276" w:lineRule="auto"/>
-            </w:pPr>
-            <w:r>
-              <w:rPr>
-                <w:rFonts w:ascii="Consolas" w:hAnsi="Consolas" w:cs="Segoe UI"/>
-                <w:b w:val="0"/>
-                <w:i w:val="0"/>
-                <w:color w:val="BFE8E2"/>
-                <w:sz w:val="18"/>
-              </w:rPr>
-              <w:t>├── supabase/migrations/    # Database migrations</w:t>
-            </w:r>
-          </w:p>
-          <w:p>
-            <w:pPr>
-              <w:spacing w:after="20" w:line="276" w:lineRule="auto"/>
-            </w:pPr>
-            <w:r>
-              <w:rPr>
-                <w:rFonts w:ascii="Consolas" w:hAnsi="Consolas" w:cs="Segoe UI"/>
-                <w:b w:val="0"/>
-                <w:i w:val="0"/>
-                <w:color w:val="BFE8E2"/>
-                <w:sz w:val="18"/>
-              </w:rPr>
-              <w:t>├── vercel.json             # Vercel rewrites to Render</w:t>
-            </w:r>
-          </w:p>
-          <w:p>
-            <w:pPr>
-              <w:spacing w:after="20" w:line="276" w:lineRule="auto"/>
-            </w:pPr>
-            <w:r>
-              <w:rPr>
-                <w:rFonts w:ascii="Consolas" w:hAnsi="Consolas" w:cs="Segoe UI"/>
-                <w:b w:val="0"/>
-                <w:i w:val="0"/>
-                <w:color w:val="BFE8E2"/>
-                <w:sz w:val="18"/>
-              </w:rPr>
-              <w:t>└── package.json</w:t>
-            </w:r>
-          </w:p>
-        </w:tc>
-      </w:tr>
-    </w:tbl>
     <w:p>
       <w:pPr>
-        <w:spacing w:after="40"/>
+        <w:pStyle w:val="ListBullet"/>
       </w:pPr>
+      <w:r>
+        <w:t>Frontend: React 18 + TypeScript + Vite, CSS custom properties, Tailwind-like utilities</w:t>
+      </w:r>
+    </w:p>
+    <w:p>
+      <w:pPr>
+        <w:pStyle w:val="ListBullet"/>
+      </w:pPr>
+      <w:r>
+        <w:t>Backend: Express.js + TypeScript, JWT auth middleware, cron jobs</w:t>
+      </w:r>
+    </w:p>
+    <w:p>
+      <w:pPr>
+        <w:pStyle w:val="ListBullet"/>
+      </w:pPr>
+      <w:r>
+        <w:t>Database: Supabase PostgreSQL with RLS policies + service role key</w:t>
+      </w:r>
+    </w:p>
+    <w:p>
+      <w:pPr>
+        <w:pStyle w:val="ListBullet"/>
+      </w:pPr>
+      <w:r>
+        <w:t>Payments: KHQR (Bakong EMVCo), ABA PayWay Purchase API (HMAC-SHA512)</w:t>
+      </w:r>
+    </w:p>
+    <w:p>
+      <w:pPr>
+        <w:pStyle w:val="ListBullet"/>
+      </w:pPr>
+      <w:r>
+        <w:t>Telegram: Bot API with WebApp support for phone sharing + auto-login</w:t>
+      </w:r>
+    </w:p>
+    <w:p>
+      <w:pPr>
+        <w:pStyle w:val="ListBullet"/>
+      </w:pPr>
+      <w:r>
+        <w:t>SMS: Twilio for OTP fallback delivery</w:t>
+      </w:r>
+    </w:p>
+    <w:p>
+      <w:pPr>
+        <w:pStyle w:val="ListBullet"/>
+      </w:pPr>
+      <w:r>
+        <w:t>Auth: Brevo SMTP for email OTP, JWT for sessions, bcrypt for passwords</w:t>
+      </w:r>
+    </w:p>
+    <w:p>
+      <w:pPr>
+        <w:pStyle w:val="ListBullet"/>
+      </w:pPr>
+      <w:r>
+        <w:t>Hosting: Vercel (frontend, auto-deploy from GitHub main) + Render (backend, auto-deploy from GitHub main)</w:t>
+      </w:r>
+    </w:p>
+    <w:p>
+      <w:pPr>
+        <w:pStyle w:val="ListBullet"/>
+      </w:pPr>
+      <w:r>
+        <w:t>Mobile: Expo SDK 57 WebView shell (Android APK)</w:t>
+      </w:r>
     </w:p>
     <w:p>
       <w:pPr>
         <w:pStyle w:val="Heading1"/>
-        <w:spacing w:before="360" w:after="120"/>
-        <w:pBdr>
-          <w:bottom w:val="single" w:sz="12" w:space="4" w:color="00BDAA"/>
-        </w:pBdr>
       </w:pPr>
       <w:r>
-        <w:rPr>
-          <w:rFonts w:ascii="Segoe UI" w:hAnsi="Segoe UI" w:cs="Segoe UI"/>
-          <w:b/>
-          <w:i w:val="0"/>
-          <w:color w:val="0B1F2E"/>
-          <w:sz w:val="32"/>
-        </w:rPr>
+        <w:t>3. Project Structure</w:t>
+      </w:r>
+    </w:p>
+    <w:p>
+      <w:pPr>
+        <w:pStyle w:val="ListBullet"/>
+      </w:pPr>
+      <w:r>
+        <w:t>src/ — React frontend (components, pages, hooks, utils)</w:t>
+      </w:r>
+    </w:p>
+    <w:p>
+      <w:pPr>
+        <w:pStyle w:val="ListBullet"/>
+      </w:pPr>
+      <w:r>
+        <w:t>server/ — Express backend (index.ts, bot.ts, otp.ts, sms.ts)</w:t>
+      </w:r>
+    </w:p>
+    <w:p>
+      <w:pPr>
+        <w:pStyle w:val="ListBullet"/>
+      </w:pPr>
+      <w:r>
+        <w:t>supabase/migrations/ — Database schema migrations</w:t>
+      </w:r>
+    </w:p>
+    <w:p>
+      <w:pPr>
+        <w:pStyle w:val="ListBullet"/>
+      </w:pPr>
+      <w:r>
+        <w:t>DOC/ — Documentation (EN, KH)</w:t>
+      </w:r>
+    </w:p>
+    <w:p>
+      <w:pPr>
+        <w:pStyle w:val="ListBullet"/>
+      </w:pPr>
+      <w:r>
+        <w:t>vercel.json — SPA fallback + /api/* proxy to Render backend</w:t>
+      </w:r>
+    </w:p>
+    <w:p>
+      <w:pPr>
+        <w:pStyle w:val="ListBullet"/>
+      </w:pPr>
+      <w:r>
+        <w:t>package.json — Dependencies, scripts (dev, server, build, lint)</w:t>
+      </w:r>
+    </w:p>
+    <w:p>
+      <w:pPr>
+        <w:pStyle w:val="Heading1"/>
+      </w:pPr>
+      <w:r>
         <w:t>4. Database Schema</w:t>
       </w:r>
     </w:p>
     <w:p>
       <w:pPr>
         <w:pStyle w:val="Heading2"/>
-        <w:spacing w:before="240" w:after="80"/>
       </w:pPr>
       <w:r>
-        <w:rPr>
-          <w:rFonts w:ascii="Segoe UI" w:hAnsi="Segoe UI" w:cs="Segoe UI"/>
-          <w:b/>
-          <w:i w:val="0"/>
-          <w:color w:val="008A7C"/>
-          <w:sz w:val="26"/>
-        </w:rPr>
         <w:t>4.1 Core Tables</w:t>
       </w:r>
     </w:p>
-    <w:tbl>
-      <w:tblPr>
-        <w:tblStyle w:val="TableGrid"/>
-        <w:tblW w:type="auto" w:w="0"/>
-        <w:jc w:val="center"/>
-        <w:tblLayout w:type="fixed"/>
-        <w:tblLook w:firstColumn="1" w:firstRow="1" w:lastColumn="0" w:lastRow="0" w:noHBand="0" w:noVBand="1" w:val="04A0"/>
-      </w:tblPr>
-      <w:tblGrid>
-        <w:gridCol w:w="3106"/>
-        <w:gridCol w:w="3106"/>
-        <w:gridCol w:w="3106"/>
-      </w:tblGrid>
-      <w:tr>
-        <w:tc>
-          <w:tcPr>
-            <w:tcW w:type="dxa" w:w="2592"/>
-            <w:shd w:val="clear" w:fill="0B1F2E"/>
-            <w:tcMar>
-              <w:top w:w="80" w:type="dxa"/>
-              <w:start w:w="120" w:type="dxa"/>
-              <w:bottom w:w="80" w:type="dxa"/>
-              <w:end w:w="120" w:type="dxa"/>
-            </w:tcMar>
-            <w:vAlign w:val="center"/>
-          </w:tcPr>
-          <w:p>
-            <w:pPr>
-              <w:jc w:val="left"/>
-            </w:pPr>
-            <w:r/>
-            <w:r>
-              <w:rPr>
-                <w:rFonts w:ascii="Segoe UI" w:hAnsi="Segoe UI" w:cs="Segoe UI"/>
-                <w:b/>
-                <w:i w:val="0"/>
-                <w:color w:val="FFFFFF"/>
-                <w:sz w:val="19"/>
-              </w:rPr>
-              <w:t>Table</w:t>
-            </w:r>
-          </w:p>
-        </w:tc>
-        <w:tc>
-          <w:tcPr>
-            <w:tcW w:type="dxa" w:w="4032"/>
-            <w:shd w:val="clear" w:fill="0B1F2E"/>
-            <w:tcMar>
-              <w:top w:w="80" w:type="dxa"/>
-              <w:start w:w="120" w:type="dxa"/>
-              <w:bottom w:w="80" w:type="dxa"/>
-              <w:end w:w="120" w:type="dxa"/>
-            </w:tcMar>
-            <w:vAlign w:val="center"/>
-          </w:tcPr>
-          <w:p>
-            <w:pPr>
-              <w:jc w:val="left"/>
-            </w:pPr>
-            <w:r/>
-            <w:r>
-              <w:rPr>
-                <w:rFonts w:ascii="Segoe UI" w:hAnsi="Segoe UI" w:cs="Segoe UI"/>
-                <w:b/>
-                <w:i w:val="0"/>
-                <w:color w:val="FFFFFF"/>
-                <w:sz w:val="19"/>
-              </w:rPr>
-              <w:t>Key Columns</w:t>
-            </w:r>
-          </w:p>
-        </w:tc>
-        <w:tc>
-          <w:tcPr>
-            <w:tcW w:type="dxa" w:w="2592"/>
-            <w:shd w:val="clear" w:fill="0B1F2E"/>
-            <w:tcMar>
-              <w:top w:w="80" w:type="dxa"/>
-              <w:start w:w="120" w:type="dxa"/>
-              <w:bottom w:w="80" w:type="dxa"/>
-              <w:end w:w="120" w:type="dxa"/>
-            </w:tcMar>
-            <w:vAlign w:val="center"/>
-          </w:tcPr>
-          <w:p>
-            <w:pPr>
-              <w:jc w:val="left"/>
-            </w:pPr>
-            <w:r/>
-            <w:r>
-              <w:rPr>
-                <w:rFonts w:ascii="Segoe UI" w:hAnsi="Segoe UI" w:cs="Segoe UI"/>
-                <w:b/>
-                <w:i w:val="0"/>
-                <w:color w:val="FFFFFF"/>
-                <w:sz w:val="19"/>
-              </w:rPr>
-              <w:t>Purpose</w:t>
-            </w:r>
-          </w:p>
-        </w:tc>
-      </w:tr>
-      <w:tr>
-        <w:tc>
-          <w:tcPr>
-            <w:tcW w:type="dxa" w:w="2592"/>
-            <w:tcMar>
-              <w:top w:w="80" w:type="dxa"/>
-              <w:start w:w="120" w:type="dxa"/>
-              <w:bottom w:w="80" w:type="dxa"/>
-              <w:end w:w="120" w:type="dxa"/>
-            </w:tcMar>
-            <w:vAlign w:val="center"/>
-          </w:tcPr>
-          <w:p>
-            <w:pPr>
-              <w:spacing w:after="20"/>
-            </w:pPr>
-            <w:r/>
-            <w:r>
-              <w:rPr>
-                <w:rFonts w:ascii="Segoe UI" w:hAnsi="Segoe UI" w:cs="Segoe UI"/>
-                <w:b w:val="0"/>
-                <w:i w:val="0"/>
-                <w:color w:val="0B1F2E"/>
-                <w:sz w:val="19"/>
-              </w:rPr>
-              <w:t>nexus_users</w:t>
-            </w:r>
-          </w:p>
-        </w:tc>
-        <w:tc>
-          <w:tcPr>
-            <w:tcW w:type="dxa" w:w="4032"/>
-            <w:tcMar>
-              <w:top w:w="80" w:type="dxa"/>
-              <w:start w:w="120" w:type="dxa"/>
-              <w:bottom w:w="80" w:type="dxa"/>
-              <w:end w:w="120" w:type="dxa"/>
-            </w:tcMar>
-            <w:vAlign w:val="center"/>
-          </w:tcPr>
-          <w:p>
-            <w:pPr>
-              <w:spacing w:after="20"/>
-            </w:pPr>
-            <w:r/>
-            <w:r>
-              <w:rPr>
-                <w:rFonts w:ascii="Segoe UI" w:hAnsi="Segoe UI" w:cs="Segoe UI"/>
-                <w:b w:val="0"/>
-                <w:i w:val="0"/>
-                <w:color w:val="0B1F2E"/>
-                <w:sz w:val="19"/>
-              </w:rPr>
-              <w:t>id, name, email, password, role, phone, telegram_chat_id, email_verified, otp_*</w:t>
-            </w:r>
-          </w:p>
-        </w:tc>
-        <w:tc>
-          <w:tcPr>
-            <w:tcW w:type="dxa" w:w="2592"/>
-            <w:tcMar>
-              <w:top w:w="80" w:type="dxa"/>
-              <w:start w:w="120" w:type="dxa"/>
-              <w:bottom w:w="80" w:type="dxa"/>
-              <w:end w:w="120" w:type="dxa"/>
-            </w:tcMar>
-            <w:vAlign w:val="center"/>
-          </w:tcPr>
-          <w:p>
-            <w:pPr>
-              <w:spacing w:after="20"/>
-            </w:pPr>
-            <w:r/>
-            <w:r>
-              <w:rPr>
-                <w:rFonts w:ascii="Segoe UI" w:hAnsi="Segoe UI" w:cs="Segoe UI"/>
-                <w:b w:val="0"/>
-                <w:i w:val="0"/>
-                <w:color w:val="0B1F2E"/>
-                <w:sz w:val="19"/>
-              </w:rPr>
-              <w:t>User accounts</w:t>
-            </w:r>
-          </w:p>
-        </w:tc>
-      </w:tr>
-      <w:tr>
-        <w:tc>
-          <w:tcPr>
-            <w:tcW w:type="dxa" w:w="2592"/>
-            <w:shd w:val="clear" w:fill="F4F8FA"/>
-            <w:tcMar>
-              <w:top w:w="80" w:type="dxa"/>
-              <w:start w:w="120" w:type="dxa"/>
-              <w:bottom w:w="80" w:type="dxa"/>
-              <w:end w:w="120" w:type="dxa"/>
-            </w:tcMar>
-            <w:vAlign w:val="center"/>
-          </w:tcPr>
-          <w:p>
-            <w:pPr>
-              <w:spacing w:after="20"/>
-            </w:pPr>
-            <w:r/>
-            <w:r>
-              <w:rPr>
-                <w:rFonts w:ascii="Segoe UI" w:hAnsi="Segoe UI" w:cs="Segoe UI"/>
-                <w:b w:val="0"/>
-                <w:i w:val="0"/>
-                <w:color w:val="0B1F2E"/>
-                <w:sz w:val="19"/>
-              </w:rPr>
-              <w:t>nexus_loans</w:t>
-            </w:r>
-          </w:p>
-        </w:tc>
-        <w:tc>
-          <w:tcPr>
-            <w:tcW w:type="dxa" w:w="4032"/>
-            <w:shd w:val="clear" w:fill="F4F8FA"/>
-            <w:tcMar>
-              <w:top w:w="80" w:type="dxa"/>
-              <w:start w:w="120" w:type="dxa"/>
-              <w:bottom w:w="80" w:type="dxa"/>
-              <w:end w:w="120" w:type="dxa"/>
-            </w:tcMar>
-            <w:vAlign w:val="center"/>
-          </w:tcPr>
-          <w:p>
-            <w:pPr>
-              <w:spacing w:after="20"/>
-            </w:pPr>
-            <w:r/>
-            <w:r>
-              <w:rPr>
-                <w:rFonts w:ascii="Segoe UI" w:hAnsi="Segoe UI" w:cs="Segoe UI"/>
-                <w:b w:val="0"/>
-                <w:i w:val="0"/>
-                <w:color w:val="0B1F2E"/>
-                <w:sz w:val="19"/>
-              </w:rPr>
-              <w:t>id, user_id, amount, type, status, duration_months, interest_rate</w:t>
-            </w:r>
-          </w:p>
-        </w:tc>
-        <w:tc>
-          <w:tcPr>
-            <w:tcW w:type="dxa" w:w="2592"/>
-            <w:shd w:val="clear" w:fill="F4F8FA"/>
-            <w:tcMar>
-              <w:top w:w="80" w:type="dxa"/>
-              <w:start w:w="120" w:type="dxa"/>
-              <w:bottom w:w="80" w:type="dxa"/>
-              <w:end w:w="120" w:type="dxa"/>
-            </w:tcMar>
-            <w:vAlign w:val="center"/>
-          </w:tcPr>
-          <w:p>
-            <w:pPr>
-              <w:spacing w:after="20"/>
-            </w:pPr>
-            <w:r/>
-            <w:r>
-              <w:rPr>
-                <w:rFonts w:ascii="Segoe UI" w:hAnsi="Segoe UI" w:cs="Segoe UI"/>
-                <w:b w:val="0"/>
-                <w:i w:val="0"/>
-                <w:color w:val="0B1F2E"/>
-                <w:sz w:val="19"/>
-              </w:rPr>
-              <w:t>Loan applications</w:t>
-            </w:r>
-          </w:p>
-        </w:tc>
-      </w:tr>
-      <w:tr>
-        <w:tc>
-          <w:tcPr>
-            <w:tcW w:type="dxa" w:w="2592"/>
-            <w:tcMar>
-              <w:top w:w="80" w:type="dxa"/>
-              <w:start w:w="120" w:type="dxa"/>
-              <w:bottom w:w="80" w:type="dxa"/>
-              <w:end w:w="120" w:type="dxa"/>
-            </w:tcMar>
-            <w:vAlign w:val="center"/>
-          </w:tcPr>
-          <w:p>
-            <w:pPr>
-              <w:spacing w:after="20"/>
-            </w:pPr>
-            <w:r/>
-            <w:r>
-              <w:rPr>
-                <w:rFonts w:ascii="Segoe UI" w:hAnsi="Segoe UI" w:cs="Segoe UI"/>
-                <w:b w:val="0"/>
-                <w:i w:val="0"/>
-                <w:color w:val="0B1F2E"/>
-                <w:sz w:val="19"/>
-              </w:rPr>
-              <w:t>nexus_transactions</w:t>
-            </w:r>
-          </w:p>
-        </w:tc>
-        <w:tc>
-          <w:tcPr>
-            <w:tcW w:type="dxa" w:w="4032"/>
-            <w:tcMar>
-              <w:top w:w="80" w:type="dxa"/>
-              <w:start w:w="120" w:type="dxa"/>
-              <w:bottom w:w="80" w:type="dxa"/>
-              <w:end w:w="120" w:type="dxa"/>
-            </w:tcMar>
-            <w:vAlign w:val="center"/>
-          </w:tcPr>
-          <w:p>
-            <w:pPr>
-              <w:spacing w:after="20"/>
-            </w:pPr>
-            <w:r/>
-            <w:r>
-              <w:rPr>
-                <w:rFonts w:ascii="Segoe UI" w:hAnsi="Segoe UI" w:cs="Segoe UI"/>
-                <w:b w:val="0"/>
-                <w:i w:val="0"/>
-                <w:color w:val="0B1F2E"/>
-                <w:sz w:val="19"/>
-              </w:rPr>
-              <w:t>id, user_id, loan_id, amount, type, status</w:t>
-            </w:r>
-          </w:p>
-        </w:tc>
-        <w:tc>
-          <w:tcPr>
-            <w:tcW w:type="dxa" w:w="2592"/>
-            <w:tcMar>
-              <w:top w:w="80" w:type="dxa"/>
-              <w:start w:w="120" w:type="dxa"/>
-              <w:bottom w:w="80" w:type="dxa"/>
-              <w:end w:w="120" w:type="dxa"/>
-            </w:tcMar>
-            <w:vAlign w:val="center"/>
-          </w:tcPr>
-          <w:p>
-            <w:pPr>
-              <w:spacing w:after="20"/>
-            </w:pPr>
-            <w:r/>
-            <w:r>
-              <w:rPr>
-                <w:rFonts w:ascii="Segoe UI" w:hAnsi="Segoe UI" w:cs="Segoe UI"/>
-                <w:b w:val="0"/>
-                <w:i w:val="0"/>
-                <w:color w:val="0B1F2E"/>
-                <w:sz w:val="19"/>
-              </w:rPr>
-              <w:t>Payment transactions</w:t>
-            </w:r>
-          </w:p>
-        </w:tc>
-      </w:tr>
-      <w:tr>
-        <w:tc>
-          <w:tcPr>
-            <w:tcW w:type="dxa" w:w="2592"/>
-            <w:shd w:val="clear" w:fill="F4F8FA"/>
-            <w:tcMar>
-              <w:top w:w="80" w:type="dxa"/>
-              <w:start w:w="120" w:type="dxa"/>
-              <w:bottom w:w="80" w:type="dxa"/>
-              <w:end w:w="120" w:type="dxa"/>
-            </w:tcMar>
-            <w:vAlign w:val="center"/>
-          </w:tcPr>
-          <w:p>
-            <w:pPr>
-              <w:spacing w:after="20"/>
-            </w:pPr>
-            <w:r/>
-            <w:r>
-              <w:rPr>
-                <w:rFonts w:ascii="Segoe UI" w:hAnsi="Segoe UI" w:cs="Segoe UI"/>
-                <w:b w:val="0"/>
-                <w:i w:val="0"/>
-                <w:color w:val="0B1F2E"/>
-                <w:sz w:val="19"/>
-              </w:rPr>
-              <w:t>nexus_audit_logs</w:t>
-            </w:r>
-          </w:p>
-        </w:tc>
-        <w:tc>
-          <w:tcPr>
-            <w:tcW w:type="dxa" w:w="4032"/>
-            <w:shd w:val="clear" w:fill="F4F8FA"/>
-            <w:tcMar>
-              <w:top w:w="80" w:type="dxa"/>
-              <w:start w:w="120" w:type="dxa"/>
-              <w:bottom w:w="80" w:type="dxa"/>
-              <w:end w:w="120" w:type="dxa"/>
-            </w:tcMar>
-            <w:vAlign w:val="center"/>
-          </w:tcPr>
-          <w:p>
-            <w:pPr>
-              <w:spacing w:after="20"/>
-            </w:pPr>
-            <w:r/>
-            <w:r>
-              <w:rPr>
-                <w:rFonts w:ascii="Segoe UI" w:hAnsi="Segoe UI" w:cs="Segoe UI"/>
-                <w:b w:val="0"/>
-                <w:i w:val="0"/>
-                <w:color w:val="0B1F2E"/>
-                <w:sz w:val="19"/>
-              </w:rPr>
-              <w:t>id, action, description, user_id, metadata, created_at</w:t>
-            </w:r>
-          </w:p>
-        </w:tc>
-        <w:tc>
-          <w:tcPr>
-            <w:tcW w:type="dxa" w:w="2592"/>
-            <w:shd w:val="clear" w:fill="F4F8FA"/>
-            <w:tcMar>
-              <w:top w:w="80" w:type="dxa"/>
-              <w:start w:w="120" w:type="dxa"/>
-              <w:bottom w:w="80" w:type="dxa"/>
-              <w:end w:w="120" w:type="dxa"/>
-            </w:tcMar>
-            <w:vAlign w:val="center"/>
-          </w:tcPr>
-          <w:p>
-            <w:pPr>
-              <w:spacing w:after="20"/>
-            </w:pPr>
-            <w:r/>
-            <w:r>
-              <w:rPr>
-                <w:rFonts w:ascii="Segoe UI" w:hAnsi="Segoe UI" w:cs="Segoe UI"/>
-                <w:b w:val="0"/>
-                <w:i w:val="0"/>
-                <w:color w:val="0B1F2E"/>
-                <w:sz w:val="19"/>
-              </w:rPr>
-              <w:t>Audit trail</w:t>
-            </w:r>
-          </w:p>
-        </w:tc>
-      </w:tr>
-      <w:tr>
-        <w:tc>
-          <w:tcPr>
-            <w:tcW w:type="dxa" w:w="2592"/>
-            <w:tcMar>
-              <w:top w:w="80" w:type="dxa"/>
-              <w:start w:w="120" w:type="dxa"/>
-              <w:bottom w:w="80" w:type="dxa"/>
-              <w:end w:w="120" w:type="dxa"/>
-            </w:tcMar>
-            <w:vAlign w:val="center"/>
-          </w:tcPr>
-          <w:p>
-            <w:pPr>
-              <w:spacing w:after="20"/>
-            </w:pPr>
-            <w:r/>
-            <w:r>
-              <w:rPr>
-                <w:rFonts w:ascii="Segoe UI" w:hAnsi="Segoe UI" w:cs="Segoe UI"/>
-                <w:b w:val="0"/>
-                <w:i w:val="0"/>
-                <w:color w:val="0B1F2E"/>
-                <w:sz w:val="19"/>
-              </w:rPr>
-              <w:t>nexus_tasks</w:t>
-            </w:r>
-          </w:p>
-        </w:tc>
-        <w:tc>
-          <w:tcPr>
-            <w:tcW w:type="dxa" w:w="4032"/>
-            <w:tcMar>
-              <w:top w:w="80" w:type="dxa"/>
-              <w:start w:w="120" w:type="dxa"/>
-              <w:bottom w:w="80" w:type="dxa"/>
-              <w:end w:w="120" w:type="dxa"/>
-            </w:tcMar>
-            <w:vAlign w:val="center"/>
-          </w:tcPr>
-          <w:p>
-            <w:pPr>
-              <w:spacing w:after="20"/>
-            </w:pPr>
-            <w:r/>
-            <w:r>
-              <w:rPr>
-                <w:rFonts w:ascii="Segoe UI" w:hAnsi="Segoe UI" w:cs="Segoe UI"/>
-                <w:b w:val="0"/>
-                <w:i w:val="0"/>
-                <w:color w:val="0B1F2E"/>
-                <w:sz w:val="19"/>
-              </w:rPr>
-              <w:t>id, user_id, title, status, priority</w:t>
-            </w:r>
-          </w:p>
-        </w:tc>
-        <w:tc>
-          <w:tcPr>
-            <w:tcW w:type="dxa" w:w="2592"/>
-            <w:tcMar>
-              <w:top w:w="80" w:type="dxa"/>
-              <w:start w:w="120" w:type="dxa"/>
-              <w:bottom w:w="80" w:type="dxa"/>
-              <w:end w:w="120" w:type="dxa"/>
-            </w:tcMar>
-            <w:vAlign w:val="center"/>
-          </w:tcPr>
-          <w:p>
-            <w:pPr>
-              <w:spacing w:after="20"/>
-            </w:pPr>
-            <w:r/>
-            <w:r>
-              <w:rPr>
-                <w:rFonts w:ascii="Segoe UI" w:hAnsi="Segoe UI" w:cs="Segoe UI"/>
-                <w:b w:val="0"/>
-                <w:i w:val="0"/>
-                <w:color w:val="0B1F2E"/>
-                <w:sz w:val="19"/>
-              </w:rPr>
-              <w:t>KYC and review tasks</w:t>
-            </w:r>
-          </w:p>
-        </w:tc>
-      </w:tr>
-      <w:tr>
-        <w:tc>
-          <w:tcPr>
-            <w:tcW w:type="dxa" w:w="2592"/>
-            <w:shd w:val="clear" w:fill="F4F8FA"/>
-            <w:tcMar>
-              <w:top w:w="80" w:type="dxa"/>
-              <w:start w:w="120" w:type="dxa"/>
-              <w:bottom w:w="80" w:type="dxa"/>
-              <w:end w:w="120" w:type="dxa"/>
-            </w:tcMar>
-            <w:vAlign w:val="center"/>
-          </w:tcPr>
-          <w:p>
-            <w:pPr>
-              <w:spacing w:after="20"/>
-            </w:pPr>
-            <w:r/>
-            <w:r>
-              <w:rPr>
-                <w:rFonts w:ascii="Segoe UI" w:hAnsi="Segoe UI" w:cs="Segoe UI"/>
-                <w:b w:val="0"/>
-                <w:i w:val="0"/>
-                <w:color w:val="0B1F2E"/>
-                <w:sz w:val="19"/>
-              </w:rPr>
-              <w:t>nexus_payway_transactions</w:t>
-            </w:r>
-          </w:p>
-        </w:tc>
-        <w:tc>
-          <w:tcPr>
-            <w:tcW w:type="dxa" w:w="4032"/>
-            <w:shd w:val="clear" w:fill="F4F8FA"/>
-            <w:tcMar>
-              <w:top w:w="80" w:type="dxa"/>
-              <w:start w:w="120" w:type="dxa"/>
-              <w:bottom w:w="80" w:type="dxa"/>
-              <w:end w:w="120" w:type="dxa"/>
-            </w:tcMar>
-            <w:vAlign w:val="center"/>
-          </w:tcPr>
-          <w:p>
-            <w:pPr>
-              <w:spacing w:after="20"/>
-            </w:pPr>
-            <w:r/>
-            <w:r>
-              <w:rPr>
-                <w:rFonts w:ascii="Segoe UI" w:hAnsi="Segoe UI" w:cs="Segoe UI"/>
-                <w:b w:val="0"/>
-                <w:i w:val="0"/>
-                <w:color w:val="0B1F2E"/>
-                <w:sz w:val="19"/>
-              </w:rPr>
-              <w:t>tran_id, email, amount, currency, status, apv, loan_id</w:t>
-            </w:r>
-          </w:p>
-        </w:tc>
-        <w:tc>
-          <w:tcPr>
-            <w:tcW w:type="dxa" w:w="2592"/>
-            <w:shd w:val="clear" w:fill="F4F8FA"/>
-            <w:tcMar>
-              <w:top w:w="80" w:type="dxa"/>
-              <w:start w:w="120" w:type="dxa"/>
-              <w:bottom w:w="80" w:type="dxa"/>
-              <w:end w:w="120" w:type="dxa"/>
-            </w:tcMar>
-            <w:vAlign w:val="center"/>
-          </w:tcPr>
-          <w:p>
-            <w:pPr>
-              <w:spacing w:after="20"/>
-            </w:pPr>
-            <w:r/>
-            <w:r>
-              <w:rPr>
-                <w:rFonts w:ascii="Segoe UI" w:hAnsi="Segoe UI" w:cs="Segoe UI"/>
-                <w:b w:val="0"/>
-                <w:i w:val="0"/>
-                <w:color w:val="0B1F2E"/>
-                <w:sz w:val="19"/>
-              </w:rPr>
-              <w:t>ABA PayWay payment records (persisted)</w:t>
-            </w:r>
-          </w:p>
-        </w:tc>
-      </w:tr>
-    </w:tbl>
     <w:p>
       <w:pPr>
-        <w:spacing w:after="40"/>
+        <w:pStyle w:val="ListBullet"/>
       </w:pPr>
+      <w:r>
+        <w:t>nexus_users: id, name, email (UNIQUE NOT NULL), phone, password_hash, role, email_verified, email_otp, phone_otp, phone_verified, linked_telegram_chat_id, created_at</w:t>
+      </w:r>
+    </w:p>
+    <w:p>
+      <w:pPr>
+        <w:pStyle w:val="ListBullet"/>
+      </w:pPr>
+      <w:r>
+        <w:t>nexus_loans: id, user_id (FK), name, email, amount, type, status, credit_score, dti_ratio, purpose, monthly_income, phone, created_at</w:t>
+      </w:r>
+    </w:p>
+    <w:p>
+      <w:pPr>
+        <w:pStyle w:val="ListBullet"/>
+      </w:pPr>
+      <w:r>
+        <w:t>nexus_transactions: id, user_id (FK), loan_id (FK), type, amount, status, description, created_at</w:t>
+      </w:r>
+    </w:p>
+    <w:p>
+      <w:pPr>
+        <w:pStyle w:val="ListBullet"/>
+      </w:pPr>
+      <w:r>
+        <w:t>nexus_payway_transactions: id, user_email, tran_id, amount, status, payment_method, customer_name, created_at</w:t>
+      </w:r>
+    </w:p>
+    <w:p>
+      <w:pPr>
+        <w:pStyle w:val="ListBullet"/>
+      </w:pPr>
+      <w:r>
+        <w:t>nexus_audit_logs: id, action, description, user_id, user_email, user_name, user_role, created_at</w:t>
+      </w:r>
+    </w:p>
+    <w:p>
+      <w:pPr>
+        <w:pStyle w:val="Heading2"/>
+      </w:pPr>
+      <w:r>
+        <w:t>4.2 Phone-Only User Handling</w:t>
+      </w:r>
+    </w:p>
+    <w:p>
+      <w:r>
+        <w:t>Phone-only users register via Telegram phone sharing. The system creates a synthetic email (e.g., 85570961423@nexus.local) to satisfy the UNIQUE NOT NULL constraint. OTP delivery uses Telegram bot (primary) + Twilio SMS (fallback).</w:t>
+      </w:r>
     </w:p>
     <w:p>
       <w:pPr>
         <w:pStyle w:val="Heading1"/>
-        <w:spacing w:before="360" w:after="120"/>
-        <w:pBdr>
-          <w:bottom w:val="single" w:sz="12" w:space="4" w:color="00BDAA"/>
-        </w:pBdr>
       </w:pPr>
       <w:r>
-        <w:rPr>
-          <w:rFonts w:ascii="Segoe UI" w:hAnsi="Segoe UI" w:cs="Segoe UI"/>
-          <w:b/>
-          <w:i w:val="0"/>
-          <w:color w:val="0B1F2E"/>
-          <w:sz w:val="32"/>
-        </w:rPr>
         <w:t>5. Frontend Architecture</w:t>
       </w:r>
     </w:p>
     <w:p>
       <w:pPr>
         <w:pStyle w:val="ListBullet"/>
-        <w:spacing w:after="60"/>
-        <w:ind w:left="432"/>
       </w:pPr>
       <w:r>
-        <w:rPr>
-          <w:rFonts w:ascii="Segoe UI" w:hAnsi="Segoe UI" w:cs="Segoe UI"/>
-          <w:b w:val="0"/>
-          <w:i w:val="0"/>
-          <w:color w:val="0B1F2E"/>
-          <w:sz w:val="21"/>
-        </w:rPr>
         <w:t>Single-page application (SPA) with React 18 and TypeScript</w:t>
       </w:r>
     </w:p>
     <w:p>
       <w:pPr>
         <w:pStyle w:val="ListBullet"/>
-        <w:spacing w:after="60"/>
-        <w:ind w:left="432"/>
       </w:pPr>
       <w:r>
-        <w:rPr>
-          <w:rFonts w:ascii="Segoe UI" w:hAnsi="Segoe UI" w:cs="Segoe UI"/>
-          <w:b w:val="0"/>
-          <w:i w:val="0"/>
-          <w:color w:val="0B1F2E"/>
-          <w:sz w:val="21"/>
-        </w:rPr>
-        <w:t>Three portals: Customer, Loan Officer, Super Admin</w:t>
+        <w:t>Three portals: Customer, Loan Officer, Admin/Super Admin</w:t>
       </w:r>
     </w:p>
     <w:p>
       <w:pPr>
         <w:pStyle w:val="ListBullet"/>
-        <w:spacing w:after="60"/>
-        <w:ind w:left="432"/>
       </w:pPr>
       <w:r>
-        <w:rPr>
-          <w:rFonts w:ascii="Segoe UI" w:hAnsi="Segoe UI" w:cs="Segoe UI"/>
-          <w:b w:val="0"/>
-          <w:i w:val="0"/>
-          <w:color w:val="0B1F2E"/>
-          <w:sz w:val="21"/>
-        </w:rPr>
         <w:t>Lazy-loaded route components for performance</w:t>
       </w:r>
     </w:p>
     <w:p>
       <w:pPr>
         <w:pStyle w:val="ListBullet"/>
-        <w:spacing w:after="60"/>
-        <w:ind w:left="432"/>
       </w:pPr>
       <w:r>
-        <w:rPr>
-          <w:rFonts w:ascii="Segoe UI" w:hAnsi="Segoe UI" w:cs="Segoe UI"/>
-          <w:b w:val="0"/>
-          <w:i w:val="0"/>
-          <w:color w:val="0B1F2E"/>
-          <w:sz w:val="21"/>
-        </w:rPr>
-        <w:t>Design tokens in CSS custom properties (dark/light mode)</w:t>
+        <w:t>Design tokens in CSS custom properties (dark/light mode toggle)</w:t>
       </w:r>
     </w:p>
     <w:p>
       <w:pPr>
         <w:pStyle w:val="ListBullet"/>
-        <w:spacing w:after="60"/>
-        <w:ind w:left="432"/>
       </w:pPr>
       <w:r>
-        <w:rPr>
-          <w:rFonts w:ascii="Segoe UI" w:hAnsi="Segoe UI" w:cs="Segoe UI"/>
-          <w:b w:val="0"/>
-          <w:i w:val="0"/>
-          <w:color w:val="0B1F2E"/>
-          <w:sz w:val="21"/>
-        </w:rPr>
-        <w:t>Vercel proxies /api/* to the Render backend</w:t>
+        <w:t>Vercel proxies /api/* to the Render backend via rewrites</w:t>
+      </w:r>
+    </w:p>
+    <w:p>
+      <w:pPr>
+        <w:pStyle w:val="ListBullet"/>
+      </w:pPr>
+      <w:r>
+        <w:t>Customer dashboard: balance card, loan progress, recent history full-width</w:t>
+      </w:r>
+    </w:p>
+    <w:p>
+      <w:pPr>
+        <w:pStyle w:val="ListBullet"/>
+      </w:pPr>
+      <w:r>
+        <w:t>KHQR page: integrated ABA PayWay hosted checkout + KHQR code display</w:t>
       </w:r>
     </w:p>
     <w:p>
       <w:pPr>
         <w:pStyle w:val="Heading1"/>
-        <w:spacing w:before="360" w:after="120"/>
-        <w:pBdr>
-          <w:bottom w:val="single" w:sz="12" w:space="4" w:color="00BDAA"/>
-        </w:pBdr>
       </w:pPr>
       <w:r>
-        <w:rPr>
-          <w:rFonts w:ascii="Segoe UI" w:hAnsi="Segoe UI" w:cs="Segoe UI"/>
-          <w:b/>
-          <w:i w:val="0"/>
-          <w:color w:val="0B1F2E"/>
-          <w:sz w:val="32"/>
-        </w:rPr>
         <w:t>6. Backend Architecture</w:t>
       </w:r>
     </w:p>
     <w:p>
       <w:pPr>
         <w:pStyle w:val="ListBullet"/>
-        <w:spacing w:after="60"/>
-        <w:ind w:left="432"/>
       </w:pPr>
       <w:r>
-        <w:rPr>
-          <w:rFonts w:ascii="Segoe UI" w:hAnsi="Segoe UI" w:cs="Segoe UI"/>
-          <w:b w:val="0"/>
-          <w:i w:val="0"/>
-          <w:color w:val="0B1F2E"/>
-          <w:sz w:val="21"/>
-        </w:rPr>
         <w:t>Express.js REST API with TypeScript</w:t>
       </w:r>
     </w:p>
     <w:p>
       <w:pPr>
         <w:pStyle w:val="ListBullet"/>
-        <w:spacing w:after="60"/>
-        <w:ind w:left="432"/>
       </w:pPr>
       <w:r>
-        <w:rPr>
-          <w:rFonts w:ascii="Segoe UI" w:hAnsi="Segoe UI" w:cs="Segoe UI"/>
-          <w:b w:val="0"/>
-          <w:i w:val="0"/>
-          <w:color w:val="0B1F2E"/>
-          <w:sz w:val="21"/>
-        </w:rPr>
-        <w:t>JWT authentication middleware with role checks</w:t>
+        <w:t>JWT authentication middleware with role checks (requireRole())</w:t>
       </w:r>
     </w:p>
     <w:p>
       <w:pPr>
         <w:pStyle w:val="ListBullet"/>
-        <w:spacing w:after="60"/>
-        <w:ind w:left="432"/>
       </w:pPr>
       <w:r>
-        <w:rPr>
-          <w:rFonts w:ascii="Segoe UI" w:hAnsi="Segoe UI" w:cs="Segoe UI"/>
-          <w:b w:val="0"/>
-          <w:i w:val="0"/>
-          <w:color w:val="0B1F2E"/>
-          <w:sz w:val="21"/>
-        </w:rPr>
         <w:t>Rate limiting on auth endpoints</w:t>
       </w:r>
     </w:p>
     <w:p>
       <w:pPr>
         <w:pStyle w:val="ListBullet"/>
-        <w:spacing w:after="60"/>
-        <w:ind w:left="432"/>
       </w:pPr>
       <w:r>
-        <w:rPr>
-          <w:rFonts w:ascii="Segoe UI" w:hAnsi="Segoe UI" w:cs="Segoe UI"/>
-          <w:b w:val="0"/>
-          <w:i w:val="0"/>
-          <w:color w:val="0B1F2E"/>
-          <w:sz w:val="21"/>
-        </w:rPr>
         <w:t>Cron job for daily payment reminders (9 AM Cambodia time)</w:t>
       </w:r>
     </w:p>
     <w:p>
       <w:pPr>
         <w:pStyle w:val="ListBullet"/>
-        <w:spacing w:after="60"/>
-        <w:ind w:left="432"/>
       </w:pPr>
       <w:r>
-        <w:rPr>
-          <w:rFonts w:ascii="Segoe UI" w:hAnsi="Segoe UI" w:cs="Segoe UI"/>
-          <w:b w:val="0"/>
-          <w:i w:val="0"/>
-          <w:color w:val="0B1F2E"/>
-          <w:sz w:val="21"/>
-        </w:rPr>
         <w:t>Telegram bot starts automatically with the server</w:t>
       </w:r>
     </w:p>
     <w:p>
       <w:pPr>
-        <w:pStyle w:val="Heading1"/>
-        <w:spacing w:before="360" w:after="120"/>
-        <w:pBdr>
-          <w:bottom w:val="single" w:sz="12" w:space="4" w:color="00BDAA"/>
-        </w:pBdr>
+        <w:pStyle w:val="ListBullet"/>
       </w:pPr>
       <w:r>
-        <w:rPr>
-          <w:rFonts w:ascii="Segoe UI" w:hAnsi="Segoe UI" w:cs="Segoe UI"/>
-          <w:b/>
-          <w:i w:val="0"/>
-          <w:color w:val="0B1F2E"/>
-          <w:sz w:val="32"/>
-        </w:rPr>
-        <w:t>7. Deployment Pipeline</w:t>
+        <w:t>Phone OTP: Telegram bot delivery (primary) + Twilio SMS (fallback)</w:t>
       </w:r>
     </w:p>
-    <w:tbl>
-      <w:tblPr>
-        <w:tblStyle w:val="TableGrid"/>
-        <w:tblW w:type="auto" w:w="0"/>
-        <w:jc w:val="center"/>
-        <w:tblLayout w:type="fixed"/>
-        <w:tblLook w:firstColumn="1" w:firstRow="1" w:lastColumn="0" w:lastRow="0" w:noHBand="0" w:noVBand="1" w:val="04A0"/>
-      </w:tblPr>
-      <w:tblGrid>
-        <w:gridCol w:w="3106"/>
-        <w:gridCol w:w="3106"/>
-        <w:gridCol w:w="3106"/>
-      </w:tblGrid>
-      <w:tr>
-        <w:tc>
-          <w:tcPr>
-            <w:tcW w:type="dxa" w:w="2592"/>
-            <w:shd w:val="clear" w:fill="0B1F2E"/>
-            <w:tcMar>
-              <w:top w:w="80" w:type="dxa"/>
-              <w:start w:w="120" w:type="dxa"/>
-              <w:bottom w:w="80" w:type="dxa"/>
-              <w:end w:w="120" w:type="dxa"/>
-            </w:tcMar>
-            <w:vAlign w:val="center"/>
-          </w:tcPr>
-          <w:p>
-            <w:pPr>
-              <w:jc w:val="left"/>
-            </w:pPr>
-            <w:r/>
-            <w:r>
-              <w:rPr>
-                <w:rFonts w:ascii="Segoe UI" w:hAnsi="Segoe UI" w:cs="Segoe UI"/>
-                <w:b/>
-                <w:i w:val="0"/>
-                <w:color w:val="FFFFFF"/>
-                <w:sz w:val="19"/>
-              </w:rPr>
-              <w:t>Component</w:t>
-            </w:r>
-          </w:p>
-        </w:tc>
-        <w:tc>
-          <w:tcPr>
-            <w:tcW w:type="dxa" w:w="2880"/>
-            <w:shd w:val="clear" w:fill="0B1F2E"/>
-            <w:tcMar>
-              <w:top w:w="80" w:type="dxa"/>
-              <w:start w:w="120" w:type="dxa"/>
-              <w:bottom w:w="80" w:type="dxa"/>
-              <w:end w:w="120" w:type="dxa"/>
-            </w:tcMar>
-            <w:vAlign w:val="center"/>
-          </w:tcPr>
-          <w:p>
-            <w:pPr>
-              <w:jc w:val="left"/>
-            </w:pPr>
-            <w:r/>
-            <w:r>
-              <w:rPr>
-                <w:rFonts w:ascii="Segoe UI" w:hAnsi="Segoe UI" w:cs="Segoe UI"/>
-                <w:b/>
-                <w:i w:val="0"/>
-                <w:color w:val="FFFFFF"/>
-                <w:sz w:val="19"/>
-              </w:rPr>
-              <w:t>Trigger</w:t>
-            </w:r>
-          </w:p>
-        </w:tc>
-        <w:tc>
-          <w:tcPr>
-            <w:tcW w:type="dxa" w:w="3744"/>
-            <w:shd w:val="clear" w:fill="0B1F2E"/>
-            <w:tcMar>
-              <w:top w:w="80" w:type="dxa"/>
-              <w:start w:w="120" w:type="dxa"/>
-              <w:bottom w:w="80" w:type="dxa"/>
-              <w:end w:w="120" w:type="dxa"/>
-            </w:tcMar>
-            <w:vAlign w:val="center"/>
-          </w:tcPr>
-          <w:p>
-            <w:pPr>
-              <w:jc w:val="left"/>
-            </w:pPr>
-            <w:r/>
-            <w:r>
-              <w:rPr>
-                <w:rFonts w:ascii="Segoe UI" w:hAnsi="Segoe UI" w:cs="Segoe UI"/>
-                <w:b/>
-                <w:i w:val="0"/>
-                <w:color w:val="FFFFFF"/>
-                <w:sz w:val="19"/>
-              </w:rPr>
-              <w:t>URL</w:t>
-            </w:r>
-          </w:p>
-        </w:tc>
-      </w:tr>
-      <w:tr>
-        <w:tc>
-          <w:tcPr>
-            <w:tcW w:type="dxa" w:w="2592"/>
-            <w:tcMar>
-              <w:top w:w="80" w:type="dxa"/>
-              <w:start w:w="120" w:type="dxa"/>
-              <w:bottom w:w="80" w:type="dxa"/>
-              <w:end w:w="120" w:type="dxa"/>
-            </w:tcMar>
-            <w:vAlign w:val="center"/>
-          </w:tcPr>
-          <w:p>
-            <w:pPr>
-              <w:spacing w:after="20"/>
-            </w:pPr>
-            <w:r/>
-            <w:r>
-              <w:rPr>
-                <w:rFonts w:ascii="Segoe UI" w:hAnsi="Segoe UI" w:cs="Segoe UI"/>
-                <w:b w:val="0"/>
-                <w:i w:val="0"/>
-                <w:color w:val="0B1F2E"/>
-                <w:sz w:val="19"/>
-              </w:rPr>
-              <w:t>Frontend (Vercel)</w:t>
-            </w:r>
-          </w:p>
-        </w:tc>
-        <w:tc>
-          <w:tcPr>
-            <w:tcW w:type="dxa" w:w="2880"/>
-            <w:tcMar>
-              <w:top w:w="80" w:type="dxa"/>
-              <w:start w:w="120" w:type="dxa"/>
-              <w:bottom w:w="80" w:type="dxa"/>
-              <w:end w:w="120" w:type="dxa"/>
-            </w:tcMar>
-            <w:vAlign w:val="center"/>
-          </w:tcPr>
-          <w:p>
-            <w:pPr>
-              <w:spacing w:after="20"/>
-            </w:pPr>
-            <w:r/>
-            <w:r>
-              <w:rPr>
-                <w:rFonts w:ascii="Segoe UI" w:hAnsi="Segoe UI" w:cs="Segoe UI"/>
-                <w:b w:val="0"/>
-                <w:i w:val="0"/>
-                <w:color w:val="0B1F2E"/>
-                <w:sz w:val="19"/>
-              </w:rPr>
-              <w:t>Git push to main</w:t>
-            </w:r>
-          </w:p>
-        </w:tc>
-        <w:tc>
-          <w:tcPr>
-            <w:tcW w:type="dxa" w:w="3744"/>
-            <w:tcMar>
-              <w:top w:w="80" w:type="dxa"/>
-              <w:start w:w="120" w:type="dxa"/>
-              <w:bottom w:w="80" w:type="dxa"/>
-              <w:end w:w="120" w:type="dxa"/>
-            </w:tcMar>
-            <w:vAlign w:val="center"/>
-          </w:tcPr>
-          <w:p>
-            <w:pPr>
-              <w:spacing w:after="20"/>
-            </w:pPr>
-            <w:r/>
-            <w:r>
-              <w:rPr>
-                <w:rFonts w:ascii="Segoe UI" w:hAnsi="Segoe UI" w:cs="Segoe UI"/>
-                <w:b w:val="0"/>
-                <w:i w:val="0"/>
-                <w:color w:val="0B1F2E"/>
-                <w:sz w:val="19"/>
-              </w:rPr>
-              <w:t>https://nexusfinancefintech.vercel.app</w:t>
-            </w:r>
-          </w:p>
-        </w:tc>
-      </w:tr>
-      <w:tr>
-        <w:tc>
-          <w:tcPr>
-            <w:tcW w:type="dxa" w:w="2592"/>
-            <w:shd w:val="clear" w:fill="F4F8FA"/>
-            <w:tcMar>
-              <w:top w:w="80" w:type="dxa"/>
-              <w:start w:w="120" w:type="dxa"/>
-              <w:bottom w:w="80" w:type="dxa"/>
-              <w:end w:w="120" w:type="dxa"/>
-            </w:tcMar>
-            <w:vAlign w:val="center"/>
-          </w:tcPr>
-          <w:p>
-            <w:pPr>
-              <w:spacing w:after="20"/>
-            </w:pPr>
-            <w:r/>
-            <w:r>
-              <w:rPr>
-                <w:rFonts w:ascii="Segoe UI" w:hAnsi="Segoe UI" w:cs="Segoe UI"/>
-                <w:b w:val="0"/>
-                <w:i w:val="0"/>
-                <w:color w:val="0B1F2E"/>
-                <w:sz w:val="19"/>
-              </w:rPr>
-              <w:t>Backend (Render)</w:t>
-            </w:r>
-          </w:p>
-        </w:tc>
-        <w:tc>
-          <w:tcPr>
-            <w:tcW w:type="dxa" w:w="2880"/>
-            <w:shd w:val="clear" w:fill="F4F8FA"/>
-            <w:tcMar>
-              <w:top w:w="80" w:type="dxa"/>
-              <w:start w:w="120" w:type="dxa"/>
-              <w:bottom w:w="80" w:type="dxa"/>
-              <w:end w:w="120" w:type="dxa"/>
-            </w:tcMar>
-            <w:vAlign w:val="center"/>
-          </w:tcPr>
-          <w:p>
-            <w:pPr>
-              <w:spacing w:after="20"/>
-            </w:pPr>
-            <w:r/>
-            <w:r>
-              <w:rPr>
-                <w:rFonts w:ascii="Segoe UI" w:hAnsi="Segoe UI" w:cs="Segoe UI"/>
-                <w:b w:val="0"/>
-                <w:i w:val="0"/>
-                <w:color w:val="0B1F2E"/>
-                <w:sz w:val="19"/>
-              </w:rPr>
-              <w:t>Git push to main (auto)</w:t>
-            </w:r>
-          </w:p>
-        </w:tc>
-        <w:tc>
-          <w:tcPr>
-            <w:tcW w:type="dxa" w:w="3744"/>
-            <w:shd w:val="clear" w:fill="F4F8FA"/>
-            <w:tcMar>
-              <w:top w:w="80" w:type="dxa"/>
-              <w:start w:w="120" w:type="dxa"/>
-              <w:bottom w:w="80" w:type="dxa"/>
-              <w:end w:w="120" w:type="dxa"/>
-            </w:tcMar>
-            <w:vAlign w:val="center"/>
-          </w:tcPr>
-          <w:p>
-            <w:pPr>
-              <w:spacing w:after="20"/>
-            </w:pPr>
-            <w:r/>
-            <w:r>
-              <w:rPr>
-                <w:rFonts w:ascii="Segoe UI" w:hAnsi="Segoe UI" w:cs="Segoe UI"/>
-                <w:b w:val="0"/>
-                <w:i w:val="0"/>
-                <w:color w:val="0B1F2E"/>
-                <w:sz w:val="19"/>
-              </w:rPr>
-              <w:t>https://nexusfinance-lof3.onrender.com</w:t>
-            </w:r>
-          </w:p>
-        </w:tc>
-      </w:tr>
-      <w:tr>
-        <w:tc>
-          <w:tcPr>
-            <w:tcW w:type="dxa" w:w="2592"/>
-            <w:tcMar>
-              <w:top w:w="80" w:type="dxa"/>
-              <w:start w:w="120" w:type="dxa"/>
-              <w:bottom w:w="80" w:type="dxa"/>
-              <w:end w:w="120" w:type="dxa"/>
-            </w:tcMar>
-            <w:vAlign w:val="center"/>
-          </w:tcPr>
-          <w:p>
-            <w:pPr>
-              <w:spacing w:after="20"/>
-            </w:pPr>
-            <w:r/>
-            <w:r>
-              <w:rPr>
-                <w:rFonts w:ascii="Segoe UI" w:hAnsi="Segoe UI" w:cs="Segoe UI"/>
-                <w:b w:val="0"/>
-                <w:i w:val="0"/>
-                <w:color w:val="0B1F2E"/>
-                <w:sz w:val="19"/>
-              </w:rPr>
-              <w:t>Database (Supabase)</w:t>
-            </w:r>
-          </w:p>
-        </w:tc>
-        <w:tc>
-          <w:tcPr>
-            <w:tcW w:type="dxa" w:w="2880"/>
-            <w:tcMar>
-              <w:top w:w="80" w:type="dxa"/>
-              <w:start w:w="120" w:type="dxa"/>
-              <w:bottom w:w="80" w:type="dxa"/>
-              <w:end w:w="120" w:type="dxa"/>
-            </w:tcMar>
-            <w:vAlign w:val="center"/>
-          </w:tcPr>
-          <w:p>
-            <w:pPr>
-              <w:spacing w:after="20"/>
-            </w:pPr>
-            <w:r/>
-            <w:r>
-              <w:rPr>
-                <w:rFonts w:ascii="Segoe UI" w:hAnsi="Segoe UI" w:cs="Segoe UI"/>
-                <w:b w:val="0"/>
-                <w:i w:val="0"/>
-                <w:color w:val="0B1F2E"/>
-                <w:sz w:val="19"/>
-              </w:rPr>
-              <w:t>Migration files</w:t>
-            </w:r>
-          </w:p>
-        </w:tc>
-        <w:tc>
-          <w:tcPr>
-            <w:tcW w:type="dxa" w:w="3744"/>
-            <w:tcMar>
-              <w:top w:w="80" w:type="dxa"/>
-              <w:start w:w="120" w:type="dxa"/>
-              <w:bottom w:w="80" w:type="dxa"/>
-              <w:end w:w="120" w:type="dxa"/>
-            </w:tcMar>
-            <w:vAlign w:val="center"/>
-          </w:tcPr>
-          <w:p>
-            <w:pPr>
-              <w:spacing w:after="20"/>
-            </w:pPr>
-            <w:r/>
-            <w:r>
-              <w:rPr>
-                <w:rFonts w:ascii="Segoe UI" w:hAnsi="Segoe UI" w:cs="Segoe UI"/>
-                <w:b w:val="0"/>
-                <w:i w:val="0"/>
-                <w:color w:val="0B1F2E"/>
-                <w:sz w:val="19"/>
-              </w:rPr>
-              <w:t>https://jpltdxlljqqcobxuhfvb.supabase.co</w:t>
-            </w:r>
-          </w:p>
-        </w:tc>
-      </w:tr>
-    </w:tbl>
     <w:p>
       <w:pPr>
-        <w:spacing w:after="40"/>
+        <w:pStyle w:val="ListBullet"/>
       </w:pPr>
+      <w:r>
+        <w:t>Email OTP: Brevo SMTP API</w:t>
+      </w:r>
+    </w:p>
+    <w:p>
+      <w:pPr>
+        <w:pStyle w:val="ListBullet"/>
+      </w:pPr>
+      <w:r>
+        <w:t>PayWay purchase API: HMAC-SHA512 signed requests, webhook verification</w:t>
+      </w:r>
+    </w:p>
+    <w:p>
+      <w:pPr>
+        <w:pStyle w:val="ListBullet"/>
+      </w:pPr>
+      <w:r>
+        <w:t>Auth endpoints: register, login, send-otp, verify-otp, send-otp-phone, verify-otp-phone, forgot-password, forgot-password-phone, check-link</w:t>
+      </w:r>
     </w:p>
     <w:p>
       <w:pPr>
         <w:pStyle w:val="Heading1"/>
-        <w:spacing w:before="360" w:after="120"/>
-        <w:pBdr>
-          <w:bottom w:val="single" w:sz="12" w:space="4" w:color="00BDAA"/>
-        </w:pBdr>
       </w:pPr>
       <w:r>
-        <w:rPr>
-          <w:rFonts w:ascii="Segoe UI" w:hAnsi="Segoe UI" w:cs="Segoe UI"/>
-          <w:b/>
-          <w:i w:val="0"/>
-          <w:color w:val="0B1F2E"/>
-          <w:sz w:val="32"/>
-        </w:rPr>
+        <w:t>7. Deployment Pipeline</w:t>
+      </w:r>
+    </w:p>
+    <w:p>
+      <w:pPr>
+        <w:pStyle w:val="ListBullet"/>
+      </w:pPr>
+      <w:r>
+        <w:t>Push to GitHub main branch triggers auto-deploy on both Vercel and Render</w:t>
+      </w:r>
+    </w:p>
+    <w:p>
+      <w:pPr>
+        <w:pStyle w:val="ListBullet"/>
+      </w:pPr>
+      <w:r>
+        <w:t>Vercel: builds React frontend, deploys to nexusfinancefintech.vercel.app</w:t>
+      </w:r>
+    </w:p>
+    <w:p>
+      <w:pPr>
+        <w:pStyle w:val="ListBullet"/>
+      </w:pPr>
+      <w:r>
+        <w:t>Render: builds Express backend, deploys to nexusfinance-lof3.onrender.com</w:t>
+      </w:r>
+    </w:p>
+    <w:p>
+      <w:pPr>
+        <w:pStyle w:val="ListBullet"/>
+      </w:pPr>
+      <w:r>
+        <w:t>Database migrations applied manually via Supabase dashboard</w:t>
+      </w:r>
+    </w:p>
+    <w:p>
+      <w:pPr>
+        <w:pStyle w:val="ListBullet"/>
+      </w:pPr>
+      <w:r>
+        <w:t>Environment variables configured on Vercel (frontend) and Render (backend)</w:t>
+      </w:r>
+    </w:p>
+    <w:p>
+      <w:pPr>
+        <w:pStyle w:val="Heading1"/>
+      </w:pPr>
+      <w:r>
         <w:t>8. Environment Variables</w:t>
       </w:r>
     </w:p>
     <w:p>
       <w:r>
-        <w:rPr>
-          <w:rFonts w:ascii="Segoe UI" w:hAnsi="Segoe UI" w:cs="Segoe UI"/>
-          <w:b w:val="0"/>
-          <w:i w:val="0"/>
-          <w:color w:val="0B1F2E"/>
-          <w:sz w:val="21"/>
-        </w:rPr>
         <w:t>All secrets are managed via environment variables on Render. Key variables:</w:t>
       </w:r>
     </w:p>
-    <w:tbl>
-      <w:tblPr>
-        <w:tblStyle w:val="TableGrid"/>
-        <w:tblW w:type="auto" w:w="0"/>
-        <w:jc w:val="center"/>
-        <w:tblLayout w:type="fixed"/>
-        <w:tblLook w:firstColumn="1" w:firstRow="1" w:lastColumn="0" w:lastRow="0" w:noHBand="0" w:noVBand="1" w:val="04A0"/>
-      </w:tblPr>
-      <w:tblGrid>
-        <w:gridCol w:w="4658"/>
-        <w:gridCol w:w="4658"/>
-      </w:tblGrid>
-      <w:tr>
-        <w:tc>
-          <w:tcPr>
-            <w:tcW w:type="dxa" w:w="3456"/>
-            <w:shd w:val="clear" w:fill="0B1F2E"/>
-            <w:tcMar>
-              <w:top w:w="80" w:type="dxa"/>
-              <w:start w:w="120" w:type="dxa"/>
-              <w:bottom w:w="80" w:type="dxa"/>
-              <w:end w:w="120" w:type="dxa"/>
-            </w:tcMar>
-            <w:vAlign w:val="center"/>
-          </w:tcPr>
-          <w:p>
-            <w:pPr>
-              <w:jc w:val="left"/>
-            </w:pPr>
-            <w:r/>
-            <w:r>
-              <w:rPr>
-                <w:rFonts w:ascii="Segoe UI" w:hAnsi="Segoe UI" w:cs="Segoe UI"/>
-                <w:b/>
-                <w:i w:val="0"/>
-                <w:color w:val="FFFFFF"/>
-                <w:sz w:val="19"/>
-              </w:rPr>
-              <w:t>Variable</w:t>
-            </w:r>
-          </w:p>
-        </w:tc>
-        <w:tc>
-          <w:tcPr>
-            <w:tcW w:type="dxa" w:w="5760"/>
-            <w:shd w:val="clear" w:fill="0B1F2E"/>
-            <w:tcMar>
-              <w:top w:w="80" w:type="dxa"/>
-              <w:start w:w="120" w:type="dxa"/>
-              <w:bottom w:w="80" w:type="dxa"/>
-              <w:end w:w="120" w:type="dxa"/>
-            </w:tcMar>
-            <w:vAlign w:val="center"/>
-          </w:tcPr>
-          <w:p>
-            <w:pPr>
-              <w:jc w:val="left"/>
-            </w:pPr>
-            <w:r/>
-            <w:r>
-              <w:rPr>
-                <w:rFonts w:ascii="Segoe UI" w:hAnsi="Segoe UI" w:cs="Segoe UI"/>
-                <w:b/>
-                <w:i w:val="0"/>
-                <w:color w:val="FFFFFF"/>
-                <w:sz w:val="19"/>
-              </w:rPr>
-              <w:t>Purpose</w:t>
-            </w:r>
-          </w:p>
-        </w:tc>
-      </w:tr>
-      <w:tr>
-        <w:tc>
-          <w:tcPr>
-            <w:tcW w:type="dxa" w:w="3456"/>
-            <w:tcMar>
-              <w:top w:w="80" w:type="dxa"/>
-              <w:start w:w="120" w:type="dxa"/>
-              <w:bottom w:w="80" w:type="dxa"/>
-              <w:end w:w="120" w:type="dxa"/>
-            </w:tcMar>
-            <w:vAlign w:val="center"/>
-          </w:tcPr>
-          <w:p>
-            <w:pPr>
-              <w:spacing w:after="20"/>
-            </w:pPr>
-            <w:r/>
-            <w:r>
-              <w:rPr>
-                <w:rFonts w:ascii="Segoe UI" w:hAnsi="Segoe UI" w:cs="Segoe UI"/>
-                <w:b w:val="0"/>
-                <w:i w:val="0"/>
-                <w:color w:val="0B1F2E"/>
-                <w:sz w:val="19"/>
-              </w:rPr>
-              <w:t>SUPABASE_URL</w:t>
-            </w:r>
-          </w:p>
-        </w:tc>
-        <w:tc>
-          <w:tcPr>
-            <w:tcW w:type="dxa" w:w="5760"/>
-            <w:tcMar>
-              <w:top w:w="80" w:type="dxa"/>
-              <w:start w:w="120" w:type="dxa"/>
-              <w:bottom w:w="80" w:type="dxa"/>
-              <w:end w:w="120" w:type="dxa"/>
-            </w:tcMar>
-            <w:vAlign w:val="center"/>
-          </w:tcPr>
-          <w:p>
-            <w:pPr>
-              <w:spacing w:after="20"/>
-            </w:pPr>
-            <w:r/>
-            <w:r>
-              <w:rPr>
-                <w:rFonts w:ascii="Segoe UI" w:hAnsi="Segoe UI" w:cs="Segoe UI"/>
-                <w:b w:val="0"/>
-                <w:i w:val="0"/>
-                <w:color w:val="0B1F2E"/>
-                <w:sz w:val="19"/>
-              </w:rPr>
-              <w:t>Supabase project URL</w:t>
-            </w:r>
-          </w:p>
-        </w:tc>
-      </w:tr>
-      <w:tr>
-        <w:tc>
-          <w:tcPr>
-            <w:tcW w:type="dxa" w:w="3456"/>
-            <w:shd w:val="clear" w:fill="F4F8FA"/>
-            <w:tcMar>
-              <w:top w:w="80" w:type="dxa"/>
-              <w:start w:w="120" w:type="dxa"/>
-              <w:bottom w:w="80" w:type="dxa"/>
-              <w:end w:w="120" w:type="dxa"/>
-            </w:tcMar>
-            <w:vAlign w:val="center"/>
-          </w:tcPr>
-          <w:p>
-            <w:pPr>
-              <w:spacing w:after="20"/>
-            </w:pPr>
-            <w:r/>
-            <w:r>
-              <w:rPr>
-                <w:rFonts w:ascii="Segoe UI" w:hAnsi="Segoe UI" w:cs="Segoe UI"/>
-                <w:b w:val="0"/>
-                <w:i w:val="0"/>
-                <w:color w:val="0B1F2E"/>
-                <w:sz w:val="19"/>
-              </w:rPr>
-              <w:t>SUPABASE_SERVICE_ROLE</w:t>
-            </w:r>
-          </w:p>
-        </w:tc>
-        <w:tc>
-          <w:tcPr>
-            <w:tcW w:type="dxa" w:w="5760"/>
-            <w:shd w:val="clear" w:fill="F4F8FA"/>
-            <w:tcMar>
-              <w:top w:w="80" w:type="dxa"/>
-              <w:start w:w="120" w:type="dxa"/>
-              <w:bottom w:w="80" w:type="dxa"/>
-              <w:end w:w="120" w:type="dxa"/>
-            </w:tcMar>
-            <w:vAlign w:val="center"/>
-          </w:tcPr>
-          <w:p>
-            <w:pPr>
-              <w:spacing w:after="20"/>
-            </w:pPr>
-            <w:r/>
-            <w:r>
-              <w:rPr>
-                <w:rFonts w:ascii="Segoe UI" w:hAnsi="Segoe UI" w:cs="Segoe UI"/>
-                <w:b w:val="0"/>
-                <w:i w:val="0"/>
-                <w:color w:val="0B1F2E"/>
-                <w:sz w:val="19"/>
-              </w:rPr>
-              <w:t>Server-side Supabase access key</w:t>
-            </w:r>
-          </w:p>
-        </w:tc>
-      </w:tr>
-      <w:tr>
-        <w:tc>
-          <w:tcPr>
-            <w:tcW w:type="dxa" w:w="3456"/>
-            <w:tcMar>
-              <w:top w:w="80" w:type="dxa"/>
-              <w:start w:w="120" w:type="dxa"/>
-              <w:bottom w:w="80" w:type="dxa"/>
-              <w:end w:w="120" w:type="dxa"/>
-            </w:tcMar>
-            <w:vAlign w:val="center"/>
-          </w:tcPr>
-          <w:p>
-            <w:pPr>
-              <w:spacing w:after="20"/>
-            </w:pPr>
-            <w:r/>
-            <w:r>
-              <w:rPr>
-                <w:rFonts w:ascii="Segoe UI" w:hAnsi="Segoe UI" w:cs="Segoe UI"/>
-                <w:b w:val="0"/>
-                <w:i w:val="0"/>
-                <w:color w:val="0B1F2E"/>
-                <w:sz w:val="19"/>
-              </w:rPr>
-              <w:t>BREVO_API_KEY</w:t>
-            </w:r>
-          </w:p>
-        </w:tc>
-        <w:tc>
-          <w:tcPr>
-            <w:tcW w:type="dxa" w:w="5760"/>
-            <w:tcMar>
-              <w:top w:w="80" w:type="dxa"/>
-              <w:start w:w="120" w:type="dxa"/>
-              <w:bottom w:w="80" w:type="dxa"/>
-              <w:end w:w="120" w:type="dxa"/>
-            </w:tcMar>
-            <w:vAlign w:val="center"/>
-          </w:tcPr>
-          <w:p>
-            <w:pPr>
-              <w:spacing w:after="20"/>
-            </w:pPr>
-            <w:r/>
-            <w:r>
-              <w:rPr>
-                <w:rFonts w:ascii="Segoe UI" w:hAnsi="Segoe UI" w:cs="Segoe UI"/>
-                <w:b w:val="0"/>
-                <w:i w:val="0"/>
-                <w:color w:val="0B1F2E"/>
-                <w:sz w:val="19"/>
-              </w:rPr>
-              <w:t>Brevo transactional email API key</w:t>
-            </w:r>
-          </w:p>
-        </w:tc>
-      </w:tr>
-      <w:tr>
-        <w:tc>
-          <w:tcPr>
-            <w:tcW w:type="dxa" w:w="3456"/>
-            <w:shd w:val="clear" w:fill="F4F8FA"/>
-            <w:tcMar>
-              <w:top w:w="80" w:type="dxa"/>
-              <w:start w:w="120" w:type="dxa"/>
-              <w:bottom w:w="80" w:type="dxa"/>
-              <w:end w:w="120" w:type="dxa"/>
-            </w:tcMar>
-            <w:vAlign w:val="center"/>
-          </w:tcPr>
-          <w:p>
-            <w:pPr>
-              <w:spacing w:after="20"/>
-            </w:pPr>
-            <w:r/>
-            <w:r>
-              <w:rPr>
-                <w:rFonts w:ascii="Segoe UI" w:hAnsi="Segoe UI" w:cs="Segoe UI"/>
-                <w:b w:val="0"/>
-                <w:i w:val="0"/>
-                <w:color w:val="0B1F2E"/>
-                <w:sz w:val="19"/>
-              </w:rPr>
-              <w:t>TELEGRAM_BOT_TOKEN</w:t>
-            </w:r>
-          </w:p>
-        </w:tc>
-        <w:tc>
-          <w:tcPr>
-            <w:tcW w:type="dxa" w:w="5760"/>
-            <w:shd w:val="clear" w:fill="F4F8FA"/>
-            <w:tcMar>
-              <w:top w:w="80" w:type="dxa"/>
-              <w:start w:w="120" w:type="dxa"/>
-              <w:bottom w:w="80" w:type="dxa"/>
-              <w:end w:w="120" w:type="dxa"/>
-            </w:tcMar>
-            <w:vAlign w:val="center"/>
-          </w:tcPr>
-          <w:p>
-            <w:pPr>
-              <w:spacing w:after="20"/>
-            </w:pPr>
-            <w:r/>
-            <w:r>
-              <w:rPr>
-                <w:rFonts w:ascii="Segoe UI" w:hAnsi="Segoe UI" w:cs="Segoe UI"/>
-                <w:b w:val="0"/>
-                <w:i w:val="0"/>
-                <w:color w:val="0B1F2E"/>
-                <w:sz w:val="19"/>
-              </w:rPr>
-              <w:t>Telegram bot authentication token</w:t>
-            </w:r>
-          </w:p>
-        </w:tc>
-      </w:tr>
-      <w:tr>
-        <w:tc>
-          <w:tcPr>
-            <w:tcW w:type="dxa" w:w="3456"/>
-            <w:tcMar>
-              <w:top w:w="80" w:type="dxa"/>
-              <w:start w:w="120" w:type="dxa"/>
-              <w:bottom w:w="80" w:type="dxa"/>
-              <w:end w:w="120" w:type="dxa"/>
-            </w:tcMar>
-            <w:vAlign w:val="center"/>
-          </w:tcPr>
-          <w:p>
-            <w:pPr>
-              <w:spacing w:after="20"/>
-            </w:pPr>
-            <w:r/>
-            <w:r>
-              <w:rPr>
-                <w:rFonts w:ascii="Segoe UI" w:hAnsi="Segoe UI" w:cs="Segoe UI"/>
-                <w:b w:val="0"/>
-                <w:i w:val="0"/>
-                <w:color w:val="0B1F2E"/>
-                <w:sz w:val="19"/>
-              </w:rPr>
-              <w:t>TELEGRAM_ADMIN_ID</w:t>
-            </w:r>
-          </w:p>
-        </w:tc>
-        <w:tc>
-          <w:tcPr>
-            <w:tcW w:type="dxa" w:w="5760"/>
-            <w:tcMar>
-              <w:top w:w="80" w:type="dxa"/>
-              <w:start w:w="120" w:type="dxa"/>
-              <w:bottom w:w="80" w:type="dxa"/>
-              <w:end w:w="120" w:type="dxa"/>
-            </w:tcMar>
-            <w:vAlign w:val="center"/>
-          </w:tcPr>
-          <w:p>
-            <w:pPr>
-              <w:spacing w:after="20"/>
-            </w:pPr>
-            <w:r/>
-            <w:r>
-              <w:rPr>
-                <w:rFonts w:ascii="Segoe UI" w:hAnsi="Segoe UI" w:cs="Segoe UI"/>
-                <w:b w:val="0"/>
-                <w:i w:val="0"/>
-                <w:color w:val="0B1F2E"/>
-                <w:sz w:val="19"/>
-              </w:rPr>
-              <w:t>Admin Telegram user ID</w:t>
-            </w:r>
-          </w:p>
-        </w:tc>
-      </w:tr>
-      <w:tr>
-        <w:tc>
-          <w:tcPr>
-            <w:tcW w:type="dxa" w:w="3456"/>
-            <w:shd w:val="clear" w:fill="F4F8FA"/>
-            <w:tcMar>
-              <w:top w:w="80" w:type="dxa"/>
-              <w:start w:w="120" w:type="dxa"/>
-              <w:bottom w:w="80" w:type="dxa"/>
-              <w:end w:w="120" w:type="dxa"/>
-            </w:tcMar>
-            <w:vAlign w:val="center"/>
-          </w:tcPr>
-          <w:p>
-            <w:pPr>
-              <w:spacing w:after="20"/>
-            </w:pPr>
-            <w:r/>
-            <w:r>
-              <w:rPr>
-                <w:rFonts w:ascii="Segoe UI" w:hAnsi="Segoe UI" w:cs="Segoe UI"/>
-                <w:b w:val="0"/>
-                <w:i w:val="0"/>
-                <w:color w:val="0B1F2E"/>
-                <w:sz w:val="19"/>
-              </w:rPr>
-              <w:t>JWT_SECRET</w:t>
-            </w:r>
-          </w:p>
-        </w:tc>
-        <w:tc>
-          <w:tcPr>
-            <w:tcW w:type="dxa" w:w="5760"/>
-            <w:shd w:val="clear" w:fill="F4F8FA"/>
-            <w:tcMar>
-              <w:top w:w="80" w:type="dxa"/>
-              <w:start w:w="120" w:type="dxa"/>
-              <w:bottom w:w="80" w:type="dxa"/>
-              <w:end w:w="120" w:type="dxa"/>
-            </w:tcMar>
-            <w:vAlign w:val="center"/>
-          </w:tcPr>
-          <w:p>
-            <w:pPr>
-              <w:spacing w:after="20"/>
-            </w:pPr>
-            <w:r/>
-            <w:r>
-              <w:rPr>
-                <w:rFonts w:ascii="Segoe UI" w:hAnsi="Segoe UI" w:cs="Segoe UI"/>
-                <w:b w:val="0"/>
-                <w:i w:val="0"/>
-                <w:color w:val="0B1F2E"/>
-                <w:sz w:val="19"/>
-              </w:rPr>
-              <w:t>Token signing secret</w:t>
-            </w:r>
-          </w:p>
-        </w:tc>
-      </w:tr>
-      <w:tr>
-        <w:tc>
-          <w:tcPr>
-            <w:tcW w:type="dxa" w:w="3456"/>
-            <w:tcMar>
-              <w:top w:w="80" w:type="dxa"/>
-              <w:start w:w="120" w:type="dxa"/>
-              <w:bottom w:w="80" w:type="dxa"/>
-              <w:end w:w="120" w:type="dxa"/>
-            </w:tcMar>
-            <w:vAlign w:val="center"/>
-          </w:tcPr>
-          <w:p>
-            <w:pPr>
-              <w:spacing w:after="20"/>
-            </w:pPr>
-            <w:r/>
-            <w:r>
-              <w:rPr>
-                <w:rFonts w:ascii="Segoe UI" w:hAnsi="Segoe UI" w:cs="Segoe UI"/>
-                <w:b w:val="0"/>
-                <w:i w:val="0"/>
-                <w:color w:val="0B1F2E"/>
-                <w:sz w:val="19"/>
-              </w:rPr>
-              <w:t>PAYWAY_MERCHANT_ID</w:t>
-            </w:r>
-          </w:p>
-        </w:tc>
-        <w:tc>
-          <w:tcPr>
-            <w:tcW w:type="dxa" w:w="5760"/>
-            <w:tcMar>
-              <w:top w:w="80" w:type="dxa"/>
-              <w:start w:w="120" w:type="dxa"/>
-              <w:bottom w:w="80" w:type="dxa"/>
-              <w:end w:w="120" w:type="dxa"/>
-            </w:tcMar>
-            <w:vAlign w:val="center"/>
-          </w:tcPr>
-          <w:p>
-            <w:pPr>
-              <w:spacing w:after="20"/>
-            </w:pPr>
-            <w:r/>
-            <w:r>
-              <w:rPr>
-                <w:rFonts w:ascii="Segoe UI" w:hAnsi="Segoe UI" w:cs="Segoe UI"/>
-                <w:b w:val="0"/>
-                <w:i w:val="0"/>
-                <w:color w:val="0B1F2E"/>
-                <w:sz w:val="19"/>
-              </w:rPr>
-              <w:t>ABA PayWay merchant ID</w:t>
-            </w:r>
-          </w:p>
-        </w:tc>
-      </w:tr>
-      <w:tr>
-        <w:tc>
-          <w:tcPr>
-            <w:tcW w:type="dxa" w:w="3456"/>
-            <w:shd w:val="clear" w:fill="F4F8FA"/>
-            <w:tcMar>
-              <w:top w:w="80" w:type="dxa"/>
-              <w:start w:w="120" w:type="dxa"/>
-              <w:bottom w:w="80" w:type="dxa"/>
-              <w:end w:w="120" w:type="dxa"/>
-            </w:tcMar>
-            <w:vAlign w:val="center"/>
-          </w:tcPr>
-          <w:p>
-            <w:pPr>
-              <w:spacing w:after="20"/>
-            </w:pPr>
-            <w:r/>
-            <w:r>
-              <w:rPr>
-                <w:rFonts w:ascii="Segoe UI" w:hAnsi="Segoe UI" w:cs="Segoe UI"/>
-                <w:b w:val="0"/>
-                <w:i w:val="0"/>
-                <w:color w:val="0B1F2E"/>
-                <w:sz w:val="19"/>
-              </w:rPr>
-              <w:t>PAYWAY_API_KEY</w:t>
-            </w:r>
-          </w:p>
-        </w:tc>
-        <w:tc>
-          <w:tcPr>
-            <w:tcW w:type="dxa" w:w="5760"/>
-            <w:shd w:val="clear" w:fill="F4F8FA"/>
-            <w:tcMar>
-              <w:top w:w="80" w:type="dxa"/>
-              <w:start w:w="120" w:type="dxa"/>
-              <w:bottom w:w="80" w:type="dxa"/>
-              <w:end w:w="120" w:type="dxa"/>
-            </w:tcMar>
-            <w:vAlign w:val="center"/>
-          </w:tcPr>
-          <w:p>
-            <w:pPr>
-              <w:spacing w:after="20"/>
-            </w:pPr>
-            <w:r/>
-            <w:r>
-              <w:rPr>
-                <w:rFonts w:ascii="Segoe UI" w:hAnsi="Segoe UI" w:cs="Segoe UI"/>
-                <w:b w:val="0"/>
-                <w:i w:val="0"/>
-                <w:color w:val="0B1F2E"/>
-                <w:sz w:val="19"/>
-              </w:rPr>
-              <w:t>ABA PayWay API key</w:t>
-            </w:r>
-          </w:p>
-        </w:tc>
-      </w:tr>
-      <w:tr>
-        <w:tc>
-          <w:tcPr>
-            <w:tcW w:type="dxa" w:w="3456"/>
-            <w:tcMar>
-              <w:top w:w="80" w:type="dxa"/>
-              <w:start w:w="120" w:type="dxa"/>
-              <w:bottom w:w="80" w:type="dxa"/>
-              <w:end w:w="120" w:type="dxa"/>
-            </w:tcMar>
-            <w:vAlign w:val="center"/>
-          </w:tcPr>
-          <w:p>
-            <w:pPr>
-              <w:spacing w:after="20"/>
-            </w:pPr>
-            <w:r/>
-            <w:r>
-              <w:rPr>
-                <w:rFonts w:ascii="Segoe UI" w:hAnsi="Segoe UI" w:cs="Segoe UI"/>
-                <w:b w:val="0"/>
-                <w:i w:val="0"/>
-                <w:color w:val="0B1F2E"/>
-                <w:sz w:val="19"/>
-              </w:rPr>
-              <w:t>PAYWAY_BASE_URL</w:t>
-            </w:r>
-          </w:p>
-        </w:tc>
-        <w:tc>
-          <w:tcPr>
-            <w:tcW w:type="dxa" w:w="5760"/>
-            <w:tcMar>
-              <w:top w:w="80" w:type="dxa"/>
-              <w:start w:w="120" w:type="dxa"/>
-              <w:bottom w:w="80" w:type="dxa"/>
-              <w:end w:w="120" w:type="dxa"/>
-            </w:tcMar>
-            <w:vAlign w:val="center"/>
-          </w:tcPr>
-          <w:p>
-            <w:pPr>
-              <w:spacing w:after="20"/>
-            </w:pPr>
-            <w:r/>
-            <w:r>
-              <w:rPr>
-                <w:rFonts w:ascii="Segoe UI" w:hAnsi="Segoe UI" w:cs="Segoe UI"/>
-                <w:b w:val="0"/>
-                <w:i w:val="0"/>
-                <w:color w:val="0B1F2E"/>
-                <w:sz w:val="19"/>
-              </w:rPr>
-              <w:t>ABA PayWay base URL (sandbox: https://checkout-sandbox.payway.com.kh)</w:t>
-            </w:r>
-          </w:p>
-        </w:tc>
-      </w:tr>
-      <w:tr>
-        <w:tc>
-          <w:tcPr>
-            <w:tcW w:type="dxa" w:w="3456"/>
-            <w:shd w:val="clear" w:fill="F4F8FA"/>
-            <w:tcMar>
-              <w:top w:w="80" w:type="dxa"/>
-              <w:start w:w="120" w:type="dxa"/>
-              <w:bottom w:w="80" w:type="dxa"/>
-              <w:end w:w="120" w:type="dxa"/>
-            </w:tcMar>
-            <w:vAlign w:val="center"/>
-          </w:tcPr>
-          <w:p>
-            <w:pPr>
-              <w:spacing w:after="20"/>
-            </w:pPr>
-            <w:r/>
-            <w:r>
-              <w:rPr>
-                <w:rFonts w:ascii="Segoe UI" w:hAnsi="Segoe UI" w:cs="Segoe UI"/>
-                <w:b w:val="0"/>
-                <w:i w:val="0"/>
-                <w:color w:val="0B1F2E"/>
-                <w:sz w:val="19"/>
-              </w:rPr>
-              <w:t>CORS_ORIGIN</w:t>
-            </w:r>
-          </w:p>
-        </w:tc>
-        <w:tc>
-          <w:tcPr>
-            <w:tcW w:type="dxa" w:w="5760"/>
-            <w:shd w:val="clear" w:fill="F4F8FA"/>
-            <w:tcMar>
-              <w:top w:w="80" w:type="dxa"/>
-              <w:start w:w="120" w:type="dxa"/>
-              <w:bottom w:w="80" w:type="dxa"/>
-              <w:end w:w="120" w:type="dxa"/>
-            </w:tcMar>
-            <w:vAlign w:val="center"/>
-          </w:tcPr>
-          <w:p>
-            <w:pPr>
-              <w:spacing w:after="20"/>
-            </w:pPr>
-            <w:r/>
-            <w:r>
-              <w:rPr>
-                <w:rFonts w:ascii="Segoe UI" w:hAnsi="Segoe UI" w:cs="Segoe UI"/>
-                <w:b w:val="0"/>
-                <w:i w:val="0"/>
-                <w:color w:val="0B1F2E"/>
-                <w:sz w:val="19"/>
-              </w:rPr>
-              <w:t>Frontend origin used for ABA return/cancel URLs</w:t>
-            </w:r>
-          </w:p>
-        </w:tc>
-      </w:tr>
-      <w:tr>
-        <w:tc>
-          <w:tcPr>
-            <w:tcW w:type="dxa" w:w="3456"/>
-            <w:tcMar>
-              <w:top w:w="80" w:type="dxa"/>
-              <w:start w:w="120" w:type="dxa"/>
-              <w:bottom w:w="80" w:type="dxa"/>
-              <w:end w:w="120" w:type="dxa"/>
-            </w:tcMar>
-            <w:vAlign w:val="center"/>
-          </w:tcPr>
-          <w:p>
-            <w:pPr>
-              <w:spacing w:after="20"/>
-            </w:pPr>
-            <w:r/>
-            <w:r>
-              <w:rPr>
-                <w:rFonts w:ascii="Segoe UI" w:hAnsi="Segoe UI" w:cs="Segoe UI"/>
-                <w:b w:val="0"/>
-                <w:i w:val="0"/>
-                <w:color w:val="0B1F2E"/>
-                <w:sz w:val="19"/>
-              </w:rPr>
-              <w:t>PORT</w:t>
-            </w:r>
-          </w:p>
-        </w:tc>
-        <w:tc>
-          <w:tcPr>
-            <w:tcW w:type="dxa" w:w="5760"/>
-            <w:tcMar>
-              <w:top w:w="80" w:type="dxa"/>
-              <w:start w:w="120" w:type="dxa"/>
-              <w:bottom w:w="80" w:type="dxa"/>
-              <w:end w:w="120" w:type="dxa"/>
-            </w:tcMar>
-            <w:vAlign w:val="center"/>
-          </w:tcPr>
-          <w:p>
-            <w:pPr>
-              <w:spacing w:after="20"/>
-            </w:pPr>
-            <w:r/>
-            <w:r>
-              <w:rPr>
-                <w:rFonts w:ascii="Segoe UI" w:hAnsi="Segoe UI" w:cs="Segoe UI"/>
-                <w:b w:val="0"/>
-                <w:i w:val="0"/>
-                <w:color w:val="0B1F2E"/>
-                <w:sz w:val="19"/>
-              </w:rPr>
-              <w:t>Server listening port (set by Render)</w:t>
-            </w:r>
-          </w:p>
-        </w:tc>
-      </w:tr>
-    </w:tbl>
     <w:p>
       <w:pPr>
-        <w:spacing w:after="40"/>
+        <w:pStyle w:val="ListBullet"/>
       </w:pPr>
+      <w:r>
+        <w:t>JWT_SECRET — JWT signing secret</w:t>
+      </w:r>
+    </w:p>
+    <w:p>
+      <w:pPr>
+        <w:pStyle w:val="ListBullet"/>
+      </w:pPr>
+      <w:r>
+        <w:t>SUPABASE_URL — Supabase project URL</w:t>
+      </w:r>
+    </w:p>
+    <w:p>
+      <w:pPr>
+        <w:pStyle w:val="ListBullet"/>
+      </w:pPr>
+      <w:r>
+        <w:t>SUPABASE_SERVICE_ROLE_KEY — Server-side database access key</w:t>
+      </w:r>
+    </w:p>
+    <w:p>
+      <w:pPr>
+        <w:pStyle w:val="ListBullet"/>
+      </w:pPr>
+      <w:r>
+        <w:t>SUPABASE_ANON_KEY — Client-side database access key</w:t>
+      </w:r>
+    </w:p>
+    <w:p>
+      <w:pPr>
+        <w:pStyle w:val="ListBullet"/>
+      </w:pPr>
+      <w:r>
+        <w:t>BREVO_API_KEY — Brevo SMTP API key for email OTP</w:t>
+      </w:r>
+    </w:p>
+    <w:p>
+      <w:pPr>
+        <w:pStyle w:val="ListBullet"/>
+      </w:pPr>
+      <w:r>
+        <w:t>TELEGRAM_BOT_TOKEN — Telegram bot API token</w:t>
+      </w:r>
+    </w:p>
+    <w:p>
+      <w:pPr>
+        <w:pStyle w:val="ListBullet"/>
+      </w:pPr>
+      <w:r>
+        <w:t>TWILIO_ACCOUNT_SID, TWILIO_AUTH_TOKEN, TWILIO_PHONE_NUMBER — Twilio SMS credentials</w:t>
+      </w:r>
+    </w:p>
+    <w:p>
+      <w:pPr>
+        <w:pStyle w:val="ListBullet"/>
+      </w:pPr>
+      <w:r>
+        <w:t>PAYWAY_MERCHANT_ID, PAYWAY_API_KEY — ABA PayWay sandbox credentials</w:t>
+      </w:r>
+    </w:p>
+    <w:p>
+      <w:pPr>
+        <w:pStyle w:val="ListBullet"/>
+      </w:pPr>
+      <w:r>
+        <w:t>CORS_ORIGIN — Frontend base URL for ABA return/cancel URLs</w:t>
+      </w:r>
+    </w:p>
+    <w:p>
+      <w:pPr>
+        <w:pStyle w:val="ListBullet"/>
+      </w:pPr>
+      <w:r>
+        <w:t>SITE_URL — Backend base URL</w:t>
+      </w:r>
+    </w:p>
+    <w:p>
+      <w:pPr>
+        <w:pStyle w:val="ListBullet"/>
+      </w:pPr>
+      <w:r>
+        <w:t>PORT — Server port (default 3001)</w:t>
+      </w:r>
     </w:p>
     <w:p>
       <w:pPr>
         <w:pStyle w:val="Heading1"/>
-        <w:spacing w:before="360" w:after="120"/>
-        <w:pBdr>
-          <w:bottom w:val="single" w:sz="12" w:space="4" w:color="00BDAA"/>
-        </w:pBdr>
       </w:pPr>
       <w:r>
-        <w:rPr>
-          <w:rFonts w:ascii="Segoe UI" w:hAnsi="Segoe UI" w:cs="Segoe UI"/>
-          <w:b/>
-          <w:i w:val="0"/>
-          <w:color w:val="0B1F2E"/>
-          <w:sz w:val="32"/>
-        </w:rPr>
         <w:t>9. Local Development</w:t>
       </w:r>
     </w:p>
-    <w:tbl>
-      <w:tblPr>
-        <w:tblStyle w:val="TableGrid"/>
-        <w:tblW w:type="auto" w:w="0"/>
-        <w:tblLook w:firstColumn="1" w:firstRow="1" w:lastColumn="0" w:lastRow="0" w:noHBand="0" w:noVBand="1" w:val="04A0"/>
-      </w:tblPr>
-      <w:tblGrid>
-        <w:gridCol w:w="9317"/>
-      </w:tblGrid>
-      <w:tr>
-        <w:tc>
-          <w:tcPr>
-            <w:tcW w:type="dxa" w:w="9317"/>
-            <w:shd w:val="clear" w:fill="0B1F2E"/>
-            <w:tcMar>
-              <w:top w:w="140" w:type="dxa"/>
-              <w:start w:w="200" w:type="dxa"/>
-              <w:bottom w:w="140" w:type="dxa"/>
-              <w:end w:w="200" w:type="dxa"/>
-            </w:tcMar>
-          </w:tcPr>
-          <w:p>
-            <w:pPr>
-              <w:spacing w:after="20" w:line="276" w:lineRule="auto"/>
-            </w:pPr>
-            <w:r/>
-            <w:r>
-              <w:rPr>
-                <w:rFonts w:ascii="Consolas" w:hAnsi="Consolas" w:cs="Segoe UI"/>
-                <w:b w:val="0"/>
-                <w:i w:val="0"/>
-                <w:color w:val="BFE8E2"/>
-                <w:sz w:val="18"/>
-              </w:rPr>
-              <w:t>git clone https://github.com/ndxdigitalsupport/nexusfinance.git</w:t>
-            </w:r>
-          </w:p>
-          <w:p>
-            <w:pPr>
-              <w:spacing w:after="20" w:line="276" w:lineRule="auto"/>
-            </w:pPr>
-            <w:r>
-              <w:rPr>
-                <w:rFonts w:ascii="Consolas" w:hAnsi="Consolas" w:cs="Segoe UI"/>
-                <w:b w:val="0"/>
-                <w:i w:val="0"/>
-                <w:color w:val="BFE8E2"/>
-                <w:sz w:val="18"/>
-              </w:rPr>
-              <w:t>cd nexusfinance</w:t>
-            </w:r>
-          </w:p>
-          <w:p>
-            <w:pPr>
-              <w:spacing w:after="20" w:line="276" w:lineRule="auto"/>
-            </w:pPr>
-            <w:r>
-              <w:rPr>
-                <w:rFonts w:ascii="Consolas" w:hAnsi="Consolas" w:cs="Segoe UI"/>
-                <w:b w:val="0"/>
-                <w:i w:val="0"/>
-                <w:color w:val="BFE8E2"/>
-                <w:sz w:val="18"/>
-              </w:rPr>
-              <w:t>npm install</w:t>
-            </w:r>
-          </w:p>
-          <w:p>
-            <w:pPr>
-              <w:spacing w:after="20" w:line="276" w:lineRule="auto"/>
-            </w:pPr>
-            <w:r>
-              <w:rPr>
-                <w:rFonts w:ascii="Consolas" w:hAnsi="Consolas" w:cs="Segoe UI"/>
-                <w:b w:val="0"/>
-                <w:i w:val="0"/>
-                <w:color w:val="BFE8E2"/>
-                <w:sz w:val="18"/>
-              </w:rPr>
-              <w:t>cp .env.example .env  # fill in your values</w:t>
-            </w:r>
-          </w:p>
-          <w:p>
-            <w:pPr>
-              <w:spacing w:after="20" w:line="276" w:lineRule="auto"/>
-            </w:pPr>
-            <w:r>
-              <w:rPr>
-                <w:rFonts w:ascii="Consolas" w:hAnsi="Consolas" w:cs="Segoe UI"/>
-                <w:b w:val="0"/>
-                <w:i w:val="0"/>
-                <w:color w:val="BFE8E2"/>
-                <w:sz w:val="18"/>
-              </w:rPr>
-              <w:t>npm run dev</w:t>
-            </w:r>
-          </w:p>
-        </w:tc>
-      </w:tr>
-    </w:tbl>
-    <w:p>
-      <w:pPr>
-        <w:spacing w:after="40"/>
-      </w:pPr>
-    </w:p>
     <w:p>
       <w:r>
-        <w:rPr>
-          <w:rFonts w:ascii="Segoe UI" w:hAnsi="Segoe UI" w:cs="Segoe UI"/>
-          <w:b w:val="0"/>
-          <w:i w:val="0"/>
-          <w:color w:val="0B1F2E"/>
-          <w:sz w:val="21"/>
-        </w:rPr>
         <w:t>Frontend runs on http://localhost:5173, backend on http://localhost:3001.</w:t>
       </w:r>
     </w:p>
+    <w:p>
+      <w:pPr>
+        <w:pStyle w:val="ListBullet"/>
+      </w:pPr>
+      <w:r>
+        <w:t>npm run dev — Start Vite dev server (frontend)</w:t>
+      </w:r>
+    </w:p>
+    <w:p>
+      <w:pPr>
+        <w:pStyle w:val="ListBullet"/>
+      </w:pPr>
+      <w:r>
+        <w:t>npm run server — Start Express backend with tsx watch</w:t>
+      </w:r>
+    </w:p>
+    <w:p>
+      <w:pPr>
+        <w:pStyle w:val="ListBullet"/>
+      </w:pPr>
+      <w:r>
+        <w:t>npm run build — Build frontend for production</w:t>
+      </w:r>
+    </w:p>
+    <w:p>
+      <w:pPr>
+        <w:pStyle w:val="ListBullet"/>
+      </w:pPr>
+      <w:r>
+        <w:t>npm run lint — Run TypeScript type checking (tsc --noEmit)</w:t>
+      </w:r>
+    </w:p>
     <w:sectPr>
-      <w:headerReference w:type="default" r:id="rId9"/>
-      <w:footerReference w:type="default" r:id="rId10"/>
-      <w:pgSz w:w="11909" w:h="16834"/>
-      <w:pgMar w:top="1152" w:right="1296" w:bottom="1152" w:left="1296" w:header="720" w:footer="720" w:gutter="0"/>
+      <w:pgSz w:w="12240" w:h="15840"/>
+      <w:pgMar w:top="1440" w:right="1800" w:bottom="1440" w:left="1800" w:header="720" w:footer="720" w:gutter="0"/>
       <w:cols w:space="720"/>
       <w:docGrid w:linePitch="360"/>
     </w:sectPr>
   </w:body>
 </w:document>
-</file>
-
-<file path=word/footer1.xml><?xml version="1.0" encoding="utf-8"?>
-<w:ftr xmlns:m="http://schemas.openxmlformats.org/officeDocument/2006/math" xmlns:mc="http://schemas.openxmlformats.org/markup-compatibility/2006" xmlns:mo="http://schemas.microsoft.com/office/mac/office/2008/main" xmlns:mv="urn:schemas-microsoft-com:mac:vml" xmlns:o="urn:schemas-microsoft-com:office:office" xmlns:r="http://schemas.openxmlformats.org/officeDocument/2006/relationships" xmlns:v="urn:schemas-microsoft-com:vml" xmlns:w10="urn:schemas-microsoft-com:office:word" xmlns:w14="http://schemas.microsoft.com/office/word/2010/wordml" xmlns:w="http://schemas.openxmlformats.org/wordprocessingml/2006/main" xmlns:wne="http://schemas.microsoft.com/office/word/2006/wordml" xmlns:wp14="http://schemas.microsoft.com/office/word/2010/wordprocessingDrawing" xmlns:wp="http://schemas.openxmlformats.org/drawingml/2006/wordprocessingDrawing" xmlns:wpc="http://schemas.microsoft.com/office/word/2010/wordprocessingCanvas" xmlns:wpg="http://schemas.microsoft.com/office/word/2010/wordprocessingGroup" xmlns:wpi="http://schemas.microsoft.com/office/word/2010/wordprocessingInk" xmlns:wps="http://schemas.microsoft.com/office/word/2010/wordprocessingShape" mc:Ignorable="w14 wp14">
-  <w:p>
-    <w:pPr>
-      <w:pStyle w:val="Footer"/>
-      <w:jc w:val="center"/>
-    </w:pPr>
-    <w:r/>
-    <w:r>
-      <w:rPr>
-        <w:rFonts w:ascii="Segoe UI" w:hAnsi="Segoe UI" w:cs="Segoe UI"/>
-        <w:b w:val="0"/>
-        <w:i w:val="0"/>
-        <w:color w:val="6B7A89"/>
-        <w:sz w:val="16"/>
-      </w:rPr>
-      <w:t>NexusFinance — Technical Architecture  •  NF-DOC-007  •  Internal &amp; Confidential</w:t>
-    </w:r>
-    <w:r>
-      <w:rPr>
-        <w:rFonts w:ascii="Segoe UI" w:hAnsi="Segoe UI" w:cs="Segoe UI"/>
-        <w:b w:val="0"/>
-        <w:i w:val="0"/>
-        <w:color w:val="6B7A89"/>
-        <w:sz w:val="16"/>
-      </w:rPr>
-      <w:t xml:space="preserve">  •  Page </w:t>
-    </w:r>
-    <w:r>
-      <w:fldChar w:fldCharType="begin"/>
-      <w:instrText xml:space="preserve">PAGE</w:instrText>
-      <w:fldChar w:fldCharType="separate"/>
-      <w:t>1</w:t>
-      <w:fldChar w:fldCharType="end"/>
-    </w:r>
-  </w:p>
-</w:ftr>
-</file>
-
-<file path=word/header1.xml><?xml version="1.0" encoding="utf-8"?>
-<w:hdr xmlns:m="http://schemas.openxmlformats.org/officeDocument/2006/math" xmlns:mc="http://schemas.openxmlformats.org/markup-compatibility/2006" xmlns:mo="http://schemas.microsoft.com/office/mac/office/2008/main" xmlns:mv="urn:schemas-microsoft-com:mac:vml" xmlns:o="urn:schemas-microsoft-com:office:office" xmlns:r="http://schemas.openxmlformats.org/officeDocument/2006/relationships" xmlns:v="urn:schemas-microsoft-com:vml" xmlns:w10="urn:schemas-microsoft-com:office:word" xmlns:w14="http://schemas.microsoft.com/office/word/2010/wordml" xmlns:w="http://schemas.openxmlformats.org/wordprocessingml/2006/main" xmlns:wne="http://schemas.microsoft.com/office/word/2006/wordml" xmlns:wp14="http://schemas.microsoft.com/office/word/2010/wordprocessingDrawing" xmlns:wp="http://schemas.openxmlformats.org/drawingml/2006/wordprocessingDrawing" xmlns:wpc="http://schemas.microsoft.com/office/word/2010/wordprocessingCanvas" xmlns:wpg="http://schemas.microsoft.com/office/word/2010/wordprocessingGroup" xmlns:wpi="http://schemas.microsoft.com/office/word/2010/wordprocessingInk" xmlns:wps="http://schemas.microsoft.com/office/word/2010/wordprocessingShape" mc:Ignorable="w14 wp14">
-  <w:p>
-    <w:pPr>
-      <w:pStyle w:val="Header"/>
-    </w:pPr>
-    <w:r/>
-  </w:p>
-</w:hdr>
 </file>
 
 <file path=word/numbering.xml><?xml version="1.0" encoding="utf-8"?>
@@ -4648,14 +1007,6 @@
     <w:name w:val="Normal"/>
     <w:qFormat/>
     <w:rsid w:val="00FC693F"/>
-    <w:pPr>
-      <w:spacing w:after="140" w:line="324" w:lineRule="auto"/>
-    </w:pPr>
-    <w:rPr>
-      <w:rFonts w:ascii="Segoe UI" w:hAnsi="Segoe UI" w:cs="Segoe UI"/>
-      <w:color w:val="0B1F2E"/>
-      <w:sz w:val="21"/>
-    </w:rPr>
   </w:style>
   <w:style w:type="paragraph" w:styleId="Header">
     <w:name w:val="header"/>
